--- a/ipad_lib_sgp32/ipad_lib/doc/IPAd_Library_Reference.docx
+++ b/ipad_lib_sgp32/ipad_lib/doc/IPAd_Library_Reference.docx
@@ -10458,7 +10458,7 @@
     </w:p>
     <w:p>
       <w:r>
-        <w:t>The following measurements were obtained on a x86-64 Linux host (Release build, -O2, IPAD_MOCK_TELSDK=ON). A PDF KPI report is automatically regenerated after every cmake build and written to &lt;build_dir&gt;/ipad_kpi_report.pdf.</w:t>
+        <w:t>This section defines and documents all key performance indicators for the IPAd library.  Measurements were obtained on a x86-64 Linux host (Release build, -O2, IPAD_MOCK_TELSDK=ON).  A PDF KPI report embedding live benchmark data is automatically regenerated after every cmake --build invocation and written to &lt;build_dir&gt;/ipad_kpi_report.pdf.</w:t>
       </w:r>
     </w:p>
     <w:p>
@@ -10469,7 +10469,12 @@
         <w:rPr>
           <w:color w:val="2E6DA4"/>
         </w:rPr>
-        <w:t>Binary size</w:t>
+        <w:t>10.1  Performance KPI Framework</w:t>
+      </w:r>
+    </w:p>
+    <w:p>
+      <w:r>
+        <w:t>The following five categories cover all measurable dimensions of library performance relevant for an SGP.32 IoT deployment on the SA525 platform:</w:t>
       </w:r>
     </w:p>
     <w:tbl>
@@ -10486,7 +10491,7 @@
       <w:tr>
         <w:tc>
           <w:tcPr>
-            <w:tcW w:type="dxa" w:w="2835"/>
+            <w:tcW w:type="dxa" w:w="1984"/>
             <w:shd w:val="clear" w:color="auto" w:fill="2E6DA4"/>
           </w:tcPr>
           <w:p>
@@ -10499,13 +10504,13 @@
                 <w:color w:val="FFFFFF"/>
                 <w:sz w:val="18"/>
               </w:rPr>
-              <w:t>Artefact</w:t>
-            </w:r>
-          </w:p>
-        </w:tc>
-        <w:tc>
-          <w:tcPr>
-            <w:tcW w:type="dxa" w:w="2268"/>
+              <w:t>Category</w:t>
+            </w:r>
+          </w:p>
+        </w:tc>
+        <w:tc>
+          <w:tcPr>
+            <w:tcW w:type="dxa" w:w="3118"/>
             <w:shd w:val="clear" w:color="auto" w:fill="2E6DA4"/>
           </w:tcPr>
           <w:p>
@@ -10518,13 +10523,13 @@
                 <w:color w:val="FFFFFF"/>
                 <w:sz w:val="18"/>
               </w:rPr>
-              <w:t>Debug symbols</w:t>
-            </w:r>
-          </w:p>
-        </w:tc>
-        <w:tc>
-          <w:tcPr>
-            <w:tcW w:type="dxa" w:w="2268"/>
+              <w:t>What it measures</w:t>
+            </w:r>
+          </w:p>
+        </w:tc>
+        <w:tc>
+          <w:tcPr>
+            <w:tcW w:type="dxa" w:w="4535"/>
             <w:shd w:val="clear" w:color="auto" w:fill="2E6DA4"/>
           </w:tcPr>
           <w:p>
@@ -10537,7 +10542,7 @@
                 <w:color w:val="FFFFFF"/>
                 <w:sz w:val="18"/>
               </w:rPr>
-              <w:t>Stripped</w:t>
+              <w:t>Why it matters for SGP.32</w:t>
             </w:r>
           </w:p>
         </w:tc>
@@ -10545,7 +10550,7 @@
       <w:tr>
         <w:tc>
           <w:tcPr>
-            <w:tcW w:type="dxa" w:w="2835"/>
+            <w:tcW w:type="dxa" w:w="1984"/>
             <w:shd w:val="clear" w:color="auto" w:fill="F4F7FB"/>
           </w:tcPr>
           <w:p>
@@ -10554,10 +10559,1347 @@
                 <w:rFonts w:ascii="Courier New" w:hAnsi="Courier New"/>
                 <w:sz w:val="18"/>
               </w:rPr>
-              <w:t>libipad.so</w:t>
-            </w:r>
-          </w:p>
-        </w:tc>
+              <w:t>API Latency</w:t>
+            </w:r>
+          </w:p>
+        </w:tc>
+        <w:tc>
+          <w:tcPr>
+            <w:tcW w:type="dxa" w:w="3118"/>
+            <w:shd w:val="clear" w:color="auto" w:fill="F4F7FB"/>
+          </w:tcPr>
+          <w:p>
+            <w:r>
+              <w:rPr>
+                <w:sz w:val="18"/>
+              </w:rPr>
+              <w:t>Time (µs) for each synchronous API call to return</w:t>
+            </w:r>
+          </w:p>
+        </w:tc>
+        <w:tc>
+          <w:tcPr>
+            <w:tcW w:type="dxa" w:w="4535"/>
+            <w:shd w:val="clear" w:color="auto" w:fill="F4F7FB"/>
+          </w:tcPr>
+          <w:p>
+            <w:r>
+              <w:rPr>
+                <w:sz w:val="18"/>
+              </w:rPr>
+              <w:t>Determines responsiveness of the IPAd agent. SGP.32 §7 imposes timing constraints on profile operations.</w:t>
+            </w:r>
+          </w:p>
+        </w:tc>
+      </w:tr>
+      <w:tr>
+        <w:tc>
+          <w:tcPr>
+            <w:tcW w:type="dxa" w:w="1984"/>
+            <w:shd w:val="clear" w:color="auto" w:fill="FFFFFF"/>
+          </w:tcPr>
+          <w:p>
+            <w:r>
+              <w:rPr>
+                <w:rFonts w:ascii="Courier New" w:hAnsi="Courier New"/>
+                <w:sz w:val="18"/>
+              </w:rPr>
+              <w:t>Throughput / Scalability</w:t>
+            </w:r>
+          </w:p>
+        </w:tc>
+        <w:tc>
+          <w:tcPr>
+            <w:tcW w:type="dxa" w:w="3118"/>
+            <w:shd w:val="clear" w:color="auto" w:fill="FFFFFF"/>
+          </w:tcPr>
+          <w:p>
+            <w:r>
+              <w:rPr>
+                <w:sz w:val="18"/>
+              </w:rPr>
+              <w:t>Profile list speed vs. eUICC capacity (up to 8 profiles)</w:t>
+            </w:r>
+          </w:p>
+        </w:tc>
+        <w:tc>
+          <w:tcPr>
+            <w:tcW w:type="dxa" w:w="4535"/>
+            <w:shd w:val="clear" w:color="auto" w:fill="FFFFFF"/>
+          </w:tcPr>
+          <w:p>
+            <w:r>
+              <w:rPr>
+                <w:sz w:val="18"/>
+              </w:rPr>
+              <w:t>Ensures the agent can enumerate profiles within the SGP.32 session timeout window.</w:t>
+            </w:r>
+          </w:p>
+        </w:tc>
+      </w:tr>
+      <w:tr>
+        <w:tc>
+          <w:tcPr>
+            <w:tcW w:type="dxa" w:w="1984"/>
+            <w:shd w:val="clear" w:color="auto" w:fill="F4F7FB"/>
+          </w:tcPr>
+          <w:p>
+            <w:r>
+              <w:rPr>
+                <w:rFonts w:ascii="Courier New" w:hAnsi="Courier New"/>
+                <w:sz w:val="18"/>
+              </w:rPr>
+              <w:t>Binary Footprint</w:t>
+            </w:r>
+          </w:p>
+        </w:tc>
+        <w:tc>
+          <w:tcPr>
+            <w:tcW w:type="dxa" w:w="3118"/>
+            <w:shd w:val="clear" w:color="auto" w:fill="F4F7FB"/>
+          </w:tcPr>
+          <w:p>
+            <w:r>
+              <w:rPr>
+                <w:sz w:val="18"/>
+              </w:rPr>
+              <w:t>Shared library and application size on flash</w:t>
+            </w:r>
+          </w:p>
+        </w:tc>
+        <w:tc>
+          <w:tcPr>
+            <w:tcW w:type="dxa" w:w="4535"/>
+            <w:shd w:val="clear" w:color="auto" w:fill="F4F7FB"/>
+          </w:tcPr>
+          <w:p>
+            <w:r>
+              <w:rPr>
+                <w:sz w:val="18"/>
+              </w:rPr>
+              <w:t>Critical for IoT devices with limited flash (SA525: 4 GB, but OTA update budget may be &lt;1 MB).</w:t>
+            </w:r>
+          </w:p>
+        </w:tc>
+      </w:tr>
+      <w:tr>
+        <w:tc>
+          <w:tcPr>
+            <w:tcW w:type="dxa" w:w="1984"/>
+            <w:shd w:val="clear" w:color="auto" w:fill="FFFFFF"/>
+          </w:tcPr>
+          <w:p>
+            <w:r>
+              <w:rPr>
+                <w:rFonts w:ascii="Courier New" w:hAnsi="Courier New"/>
+                <w:sz w:val="18"/>
+              </w:rPr>
+              <w:t>RAM Consumption</w:t>
+            </w:r>
+          </w:p>
+        </w:tc>
+        <w:tc>
+          <w:tcPr>
+            <w:tcW w:type="dxa" w:w="3118"/>
+            <w:shd w:val="clear" w:color="auto" w:fill="FFFFFF"/>
+          </w:tcPr>
+          <w:p>
+            <w:r>
+              <w:rPr>
+                <w:sz w:val="18"/>
+              </w:rPr>
+              <w:t>Heap allocation per handle, static globals, thread stack</w:t>
+            </w:r>
+          </w:p>
+        </w:tc>
+        <w:tc>
+          <w:tcPr>
+            <w:tcW w:type="dxa" w:w="4535"/>
+            <w:shd w:val="clear" w:color="auto" w:fill="FFFFFF"/>
+          </w:tcPr>
+          <w:p>
+            <w:r>
+              <w:rPr>
+                <w:sz w:val="18"/>
+              </w:rPr>
+              <w:t>SA525 has 512 MB; library must leave headroom for the application, TelSDK, and OS.</w:t>
+            </w:r>
+          </w:p>
+        </w:tc>
+      </w:tr>
+      <w:tr>
+        <w:tc>
+          <w:tcPr>
+            <w:tcW w:type="dxa" w:w="1984"/>
+            <w:shd w:val="clear" w:color="auto" w:fill="F4F7FB"/>
+          </w:tcPr>
+          <w:p>
+            <w:r>
+              <w:rPr>
+                <w:rFonts w:ascii="Courier New" w:hAnsi="Courier New"/>
+                <w:sz w:val="18"/>
+              </w:rPr>
+              <w:t>Event Delivery Latency</w:t>
+            </w:r>
+          </w:p>
+        </w:tc>
+        <w:tc>
+          <w:tcPr>
+            <w:tcW w:type="dxa" w:w="3118"/>
+            <w:shd w:val="clear" w:color="auto" w:fill="F4F7FB"/>
+          </w:tcPr>
+          <w:p>
+            <w:r>
+              <w:rPr>
+                <w:sz w:val="18"/>
+              </w:rPr>
+              <w:t>Time from operation completion to user callback invocation</w:t>
+            </w:r>
+          </w:p>
+        </w:tc>
+        <w:tc>
+          <w:tcPr>
+            <w:tcW w:type="dxa" w:w="4535"/>
+            <w:shd w:val="clear" w:color="auto" w:fill="F4F7FB"/>
+          </w:tcPr>
+          <w:p>
+            <w:r>
+              <w:rPr>
+                <w:sz w:val="18"/>
+              </w:rPr>
+              <w:t>Affects download progress reporting and network-attach reaction time in the IoT agent.</w:t>
+            </w:r>
+          </w:p>
+        </w:tc>
+      </w:tr>
+    </w:tbl>
+    <w:p/>
+    <w:p>
+      <w:pPr>
+        <w:pStyle w:val="Heading2"/>
+      </w:pPr>
+      <w:r>
+        <w:rPr>
+          <w:color w:val="2E6DA4"/>
+        </w:rPr>
+        <w:t>10.2  API Latency  (mock backend, std::chrono::steady_clock)</w:t>
+      </w:r>
+    </w:p>
+    <w:p>
+      <w:r>
+        <w:t>All measurements use the in-process mock backend with 1 ms simulated download delay.  On real SA525 hardware, add the TelSDK IPC overhead (~1–5 ms per call) and the eUICC operation time (~100–500 ms for enable/disable, ~5–30 s for download).</w:t>
+      </w:r>
+    </w:p>
+    <w:tbl>
+      <w:tblPr>
+        <w:tblStyle w:val="TableGrid"/>
+        <w:tblW w:type="auto" w:w="0"/>
+        <w:tblLook w:firstColumn="1" w:firstRow="1" w:lastColumn="0" w:lastRow="0" w:noHBand="0" w:noVBand="1" w:val="04A0"/>
+      </w:tblPr>
+      <w:tblGrid>
+        <w:gridCol w:w="1881"/>
+        <w:gridCol w:w="1881"/>
+        <w:gridCol w:w="1881"/>
+        <w:gridCol w:w="1881"/>
+        <w:gridCol w:w="1881"/>
+      </w:tblGrid>
+      <w:tr>
+        <w:tc>
+          <w:tcPr>
+            <w:tcW w:type="dxa" w:w="3118"/>
+            <w:shd w:val="clear" w:color="auto" w:fill="2E6DA4"/>
+          </w:tcPr>
+          <w:p>
+            <w:pPr>
+              <w:jc w:val="left"/>
+            </w:pPr>
+            <w:r>
+              <w:rPr>
+                <w:b/>
+                <w:color w:val="FFFFFF"/>
+                <w:sz w:val="18"/>
+              </w:rPr>
+              <w:t>API call</w:t>
+            </w:r>
+          </w:p>
+        </w:tc>
+        <w:tc>
+          <w:tcPr>
+            <w:tcW w:type="dxa" w:w="1247"/>
+            <w:shd w:val="clear" w:color="auto" w:fill="2E6DA4"/>
+          </w:tcPr>
+          <w:p>
+            <w:pPr>
+              <w:jc w:val="left"/>
+            </w:pPr>
+            <w:r>
+              <w:rPr>
+                <w:b/>
+                <w:color w:val="FFFFFF"/>
+                <w:sz w:val="18"/>
+              </w:rPr>
+              <w:t>Median (µs)</w:t>
+            </w:r>
+          </w:p>
+        </w:tc>
+        <w:tc>
+          <w:tcPr>
+            <w:tcW w:type="dxa" w:w="1247"/>
+            <w:shd w:val="clear" w:color="auto" w:fill="2E6DA4"/>
+          </w:tcPr>
+          <w:p>
+            <w:pPr>
+              <w:jc w:val="left"/>
+            </w:pPr>
+            <w:r>
+              <w:rPr>
+                <w:b/>
+                <w:color w:val="FFFFFF"/>
+                <w:sz w:val="18"/>
+              </w:rPr>
+              <w:t>P99 (µs)</w:t>
+            </w:r>
+          </w:p>
+        </w:tc>
+        <w:tc>
+          <w:tcPr>
+            <w:tcW w:type="dxa" w:w="1417"/>
+            <w:shd w:val="clear" w:color="auto" w:fill="2E6DA4"/>
+          </w:tcPr>
+          <w:p>
+            <w:pPr>
+              <w:jc w:val="left"/>
+            </w:pPr>
+            <w:r>
+              <w:rPr>
+                <w:b/>
+                <w:color w:val="FFFFFF"/>
+                <w:sz w:val="18"/>
+              </w:rPr>
+              <w:t>Target (µs)</w:t>
+            </w:r>
+          </w:p>
+        </w:tc>
+        <w:tc>
+          <w:tcPr>
+            <w:tcW w:type="dxa" w:w="2608"/>
+            <w:shd w:val="clear" w:color="auto" w:fill="2E6DA4"/>
+          </w:tcPr>
+          <w:p>
+            <w:pPr>
+              <w:jc w:val="left"/>
+            </w:pPr>
+            <w:r>
+              <w:rPr>
+                <w:b/>
+                <w:color w:val="FFFFFF"/>
+                <w:sz w:val="18"/>
+              </w:rPr>
+              <w:t>Category</w:t>
+            </w:r>
+          </w:p>
+        </w:tc>
+      </w:tr>
+      <w:tr>
+        <w:tc>
+          <w:tcPr>
+            <w:tcW w:type="dxa" w:w="3118"/>
+            <w:shd w:val="clear" w:color="auto" w:fill="F4F7FB"/>
+          </w:tcPr>
+          <w:p>
+            <w:r>
+              <w:rPr>
+                <w:rFonts w:ascii="Courier New" w:hAnsi="Courier New"/>
+                <w:sz w:val="18"/>
+              </w:rPr>
+              <w:t>ipad_init + ipad_deinit</w:t>
+            </w:r>
+          </w:p>
+        </w:tc>
+        <w:tc>
+          <w:tcPr>
+            <w:tcW w:type="dxa" w:w="1247"/>
+            <w:shd w:val="clear" w:color="auto" w:fill="F4F7FB"/>
+          </w:tcPr>
+          <w:p>
+            <w:r>
+              <w:rPr>
+                <w:sz w:val="18"/>
+              </w:rPr>
+              <w:t>&lt; 1</w:t>
+            </w:r>
+          </w:p>
+        </w:tc>
+        <w:tc>
+          <w:tcPr>
+            <w:tcW w:type="dxa" w:w="1247"/>
+            <w:shd w:val="clear" w:color="auto" w:fill="F4F7FB"/>
+          </w:tcPr>
+          <w:p>
+            <w:r>
+              <w:rPr>
+                <w:sz w:val="18"/>
+              </w:rPr>
+              <w:t>&lt; 1</w:t>
+            </w:r>
+          </w:p>
+        </w:tc>
+        <w:tc>
+          <w:tcPr>
+            <w:tcW w:type="dxa" w:w="1417"/>
+            <w:shd w:val="clear" w:color="auto" w:fill="F4F7FB"/>
+          </w:tcPr>
+          <w:p>
+            <w:r>
+              <w:rPr>
+                <w:sz w:val="18"/>
+              </w:rPr>
+              <w:t>20 000</w:t>
+            </w:r>
+          </w:p>
+        </w:tc>
+        <w:tc>
+          <w:tcPr>
+            <w:tcW w:type="dxa" w:w="2608"/>
+            <w:shd w:val="clear" w:color="auto" w:fill="F4F7FB"/>
+          </w:tcPr>
+          <w:p>
+            <w:r>
+              <w:rPr>
+                <w:sz w:val="18"/>
+              </w:rPr>
+              <w:t>Lifecycle</w:t>
+            </w:r>
+          </w:p>
+        </w:tc>
+      </w:tr>
+      <w:tr>
+        <w:tc>
+          <w:tcPr>
+            <w:tcW w:type="dxa" w:w="3118"/>
+            <w:shd w:val="clear" w:color="auto" w:fill="FFFFFF"/>
+          </w:tcPr>
+          <w:p>
+            <w:r>
+              <w:rPr>
+                <w:rFonts w:ascii="Courier New" w:hAnsi="Courier New"/>
+                <w:sz w:val="18"/>
+              </w:rPr>
+              <w:t>ipad_get_eid</w:t>
+            </w:r>
+          </w:p>
+        </w:tc>
+        <w:tc>
+          <w:tcPr>
+            <w:tcW w:type="dxa" w:w="1247"/>
+            <w:shd w:val="clear" w:color="auto" w:fill="FFFFFF"/>
+          </w:tcPr>
+          <w:p>
+            <w:r>
+              <w:rPr>
+                <w:sz w:val="18"/>
+              </w:rPr>
+              <w:t>&lt; 1</w:t>
+            </w:r>
+          </w:p>
+        </w:tc>
+        <w:tc>
+          <w:tcPr>
+            <w:tcW w:type="dxa" w:w="1247"/>
+            <w:shd w:val="clear" w:color="auto" w:fill="FFFFFF"/>
+          </w:tcPr>
+          <w:p>
+            <w:r>
+              <w:rPr>
+                <w:sz w:val="18"/>
+              </w:rPr>
+              <w:t>&lt; 1</w:t>
+            </w:r>
+          </w:p>
+        </w:tc>
+        <w:tc>
+          <w:tcPr>
+            <w:tcW w:type="dxa" w:w="1417"/>
+            <w:shd w:val="clear" w:color="auto" w:fill="FFFFFF"/>
+          </w:tcPr>
+          <w:p>
+            <w:r>
+              <w:rPr>
+                <w:sz w:val="18"/>
+              </w:rPr>
+              <w:t>100</w:t>
+            </w:r>
+          </w:p>
+        </w:tc>
+        <w:tc>
+          <w:tcPr>
+            <w:tcW w:type="dxa" w:w="2608"/>
+            <w:shd w:val="clear" w:color="auto" w:fill="FFFFFF"/>
+          </w:tcPr>
+          <w:p>
+            <w:r>
+              <w:rPr>
+                <w:sz w:val="18"/>
+              </w:rPr>
+              <w:t>eUICC identity</w:t>
+            </w:r>
+          </w:p>
+        </w:tc>
+      </w:tr>
+      <w:tr>
+        <w:tc>
+          <w:tcPr>
+            <w:tcW w:type="dxa" w:w="3118"/>
+            <w:shd w:val="clear" w:color="auto" w:fill="F4F7FB"/>
+          </w:tcPr>
+          <w:p>
+            <w:r>
+              <w:rPr>
+                <w:rFonts w:ascii="Courier New" w:hAnsi="Courier New"/>
+                <w:sz w:val="18"/>
+              </w:rPr>
+              <w:t>ipad_get_euicc_info</w:t>
+            </w:r>
+          </w:p>
+        </w:tc>
+        <w:tc>
+          <w:tcPr>
+            <w:tcW w:type="dxa" w:w="1247"/>
+            <w:shd w:val="clear" w:color="auto" w:fill="F4F7FB"/>
+          </w:tcPr>
+          <w:p>
+            <w:r>
+              <w:rPr>
+                <w:sz w:val="18"/>
+              </w:rPr>
+              <w:t>&lt; 1</w:t>
+            </w:r>
+          </w:p>
+        </w:tc>
+        <w:tc>
+          <w:tcPr>
+            <w:tcW w:type="dxa" w:w="1247"/>
+            <w:shd w:val="clear" w:color="auto" w:fill="F4F7FB"/>
+          </w:tcPr>
+          <w:p>
+            <w:r>
+              <w:rPr>
+                <w:sz w:val="18"/>
+              </w:rPr>
+              <w:t>&lt; 1</w:t>
+            </w:r>
+          </w:p>
+        </w:tc>
+        <w:tc>
+          <w:tcPr>
+            <w:tcW w:type="dxa" w:w="1417"/>
+            <w:shd w:val="clear" w:color="auto" w:fill="F4F7FB"/>
+          </w:tcPr>
+          <w:p>
+            <w:r>
+              <w:rPr>
+                <w:sz w:val="18"/>
+              </w:rPr>
+              <w:t>500</w:t>
+            </w:r>
+          </w:p>
+        </w:tc>
+        <w:tc>
+          <w:tcPr>
+            <w:tcW w:type="dxa" w:w="2608"/>
+            <w:shd w:val="clear" w:color="auto" w:fill="F4F7FB"/>
+          </w:tcPr>
+          <w:p>
+            <w:r>
+              <w:rPr>
+                <w:sz w:val="18"/>
+              </w:rPr>
+              <w:t>eUICC identity</w:t>
+            </w:r>
+          </w:p>
+        </w:tc>
+      </w:tr>
+      <w:tr>
+        <w:tc>
+          <w:tcPr>
+            <w:tcW w:type="dxa" w:w="3118"/>
+            <w:shd w:val="clear" w:color="auto" w:fill="FFFFFF"/>
+          </w:tcPr>
+          <w:p>
+            <w:r>
+              <w:rPr>
+                <w:rFonts w:ascii="Courier New" w:hAnsi="Courier New"/>
+                <w:sz w:val="18"/>
+              </w:rPr>
+              <w:t>ipad_profile_list (0 profiles)</w:t>
+            </w:r>
+          </w:p>
+        </w:tc>
+        <w:tc>
+          <w:tcPr>
+            <w:tcW w:type="dxa" w:w="1247"/>
+            <w:shd w:val="clear" w:color="auto" w:fill="FFFFFF"/>
+          </w:tcPr>
+          <w:p>
+            <w:r>
+              <w:rPr>
+                <w:sz w:val="18"/>
+              </w:rPr>
+              <w:t>&lt; 1</w:t>
+            </w:r>
+          </w:p>
+        </w:tc>
+        <w:tc>
+          <w:tcPr>
+            <w:tcW w:type="dxa" w:w="1247"/>
+            <w:shd w:val="clear" w:color="auto" w:fill="FFFFFF"/>
+          </w:tcPr>
+          <w:p>
+            <w:r>
+              <w:rPr>
+                <w:sz w:val="18"/>
+              </w:rPr>
+              <w:t>&lt; 1</w:t>
+            </w:r>
+          </w:p>
+        </w:tc>
+        <w:tc>
+          <w:tcPr>
+            <w:tcW w:type="dxa" w:w="1417"/>
+            <w:shd w:val="clear" w:color="auto" w:fill="FFFFFF"/>
+          </w:tcPr>
+          <w:p>
+            <w:r>
+              <w:rPr>
+                <w:sz w:val="18"/>
+              </w:rPr>
+              <w:t>200</w:t>
+            </w:r>
+          </w:p>
+        </w:tc>
+        <w:tc>
+          <w:tcPr>
+            <w:tcW w:type="dxa" w:w="2608"/>
+            <w:shd w:val="clear" w:color="auto" w:fill="FFFFFF"/>
+          </w:tcPr>
+          <w:p>
+            <w:r>
+              <w:rPr>
+                <w:sz w:val="18"/>
+              </w:rPr>
+              <w:t>Profile management</w:t>
+            </w:r>
+          </w:p>
+        </w:tc>
+      </w:tr>
+      <w:tr>
+        <w:tc>
+          <w:tcPr>
+            <w:tcW w:type="dxa" w:w="3118"/>
+            <w:shd w:val="clear" w:color="auto" w:fill="F4F7FB"/>
+          </w:tcPr>
+          <w:p>
+            <w:r>
+              <w:rPr>
+                <w:rFonts w:ascii="Courier New" w:hAnsi="Courier New"/>
+                <w:sz w:val="18"/>
+              </w:rPr>
+              <w:t>ipad_profile_list (8 profiles)</w:t>
+            </w:r>
+          </w:p>
+        </w:tc>
+        <w:tc>
+          <w:tcPr>
+            <w:tcW w:type="dxa" w:w="1247"/>
+            <w:shd w:val="clear" w:color="auto" w:fill="F4F7FB"/>
+          </w:tcPr>
+          <w:p>
+            <w:r>
+              <w:rPr>
+                <w:sz w:val="18"/>
+              </w:rPr>
+              <w:t>1</w:t>
+            </w:r>
+          </w:p>
+        </w:tc>
+        <w:tc>
+          <w:tcPr>
+            <w:tcW w:type="dxa" w:w="1247"/>
+            <w:shd w:val="clear" w:color="auto" w:fill="F4F7FB"/>
+          </w:tcPr>
+          <w:p>
+            <w:r>
+              <w:rPr>
+                <w:sz w:val="18"/>
+              </w:rPr>
+              <w:t>1</w:t>
+            </w:r>
+          </w:p>
+        </w:tc>
+        <w:tc>
+          <w:tcPr>
+            <w:tcW w:type="dxa" w:w="1417"/>
+            <w:shd w:val="clear" w:color="auto" w:fill="F4F7FB"/>
+          </w:tcPr>
+          <w:p>
+            <w:r>
+              <w:rPr>
+                <w:sz w:val="18"/>
+              </w:rPr>
+              <w:t>500</w:t>
+            </w:r>
+          </w:p>
+        </w:tc>
+        <w:tc>
+          <w:tcPr>
+            <w:tcW w:type="dxa" w:w="2608"/>
+            <w:shd w:val="clear" w:color="auto" w:fill="F4F7FB"/>
+          </w:tcPr>
+          <w:p>
+            <w:r>
+              <w:rPr>
+                <w:sz w:val="18"/>
+              </w:rPr>
+              <w:t>Profile management</w:t>
+            </w:r>
+          </w:p>
+        </w:tc>
+      </w:tr>
+      <w:tr>
+        <w:tc>
+          <w:tcPr>
+            <w:tcW w:type="dxa" w:w="3118"/>
+            <w:shd w:val="clear" w:color="auto" w:fill="FFFFFF"/>
+          </w:tcPr>
+          <w:p>
+            <w:r>
+              <w:rPr>
+                <w:rFonts w:ascii="Courier New" w:hAnsi="Courier New"/>
+                <w:sz w:val="18"/>
+              </w:rPr>
+              <w:t>ipad_profile_download (mock 1ms)</w:t>
+            </w:r>
+          </w:p>
+        </w:tc>
+        <w:tc>
+          <w:tcPr>
+            <w:tcW w:type="dxa" w:w="1247"/>
+            <w:shd w:val="clear" w:color="auto" w:fill="FFFFFF"/>
+          </w:tcPr>
+          <w:p>
+            <w:r>
+              <w:rPr>
+                <w:sz w:val="18"/>
+              </w:rPr>
+              <w:t>1 143</w:t>
+            </w:r>
+          </w:p>
+        </w:tc>
+        <w:tc>
+          <w:tcPr>
+            <w:tcW w:type="dxa" w:w="1247"/>
+            <w:shd w:val="clear" w:color="auto" w:fill="FFFFFF"/>
+          </w:tcPr>
+          <w:p>
+            <w:r>
+              <w:rPr>
+                <w:sz w:val="18"/>
+              </w:rPr>
+              <w:t>1 263</w:t>
+            </w:r>
+          </w:p>
+        </w:tc>
+        <w:tc>
+          <w:tcPr>
+            <w:tcW w:type="dxa" w:w="1417"/>
+            <w:shd w:val="clear" w:color="auto" w:fill="FFFFFF"/>
+          </w:tcPr>
+          <w:p>
+            <w:r>
+              <w:rPr>
+                <w:sz w:val="18"/>
+              </w:rPr>
+              <w:t>N/A *</w:t>
+            </w:r>
+          </w:p>
+        </w:tc>
+        <w:tc>
+          <w:tcPr>
+            <w:tcW w:type="dxa" w:w="2608"/>
+            <w:shd w:val="clear" w:color="auto" w:fill="FFFFFF"/>
+          </w:tcPr>
+          <w:p>
+            <w:r>
+              <w:rPr>
+                <w:sz w:val="18"/>
+              </w:rPr>
+              <w:t>Profile management</w:t>
+            </w:r>
+          </w:p>
+        </w:tc>
+      </w:tr>
+      <w:tr>
+        <w:tc>
+          <w:tcPr>
+            <w:tcW w:type="dxa" w:w="3118"/>
+            <w:shd w:val="clear" w:color="auto" w:fill="F4F7FB"/>
+          </w:tcPr>
+          <w:p>
+            <w:r>
+              <w:rPr>
+                <w:rFonts w:ascii="Courier New" w:hAnsi="Courier New"/>
+                <w:sz w:val="18"/>
+              </w:rPr>
+              <w:t>ipad_profile_enable</w:t>
+            </w:r>
+          </w:p>
+        </w:tc>
+        <w:tc>
+          <w:tcPr>
+            <w:tcW w:type="dxa" w:w="1247"/>
+            <w:shd w:val="clear" w:color="auto" w:fill="F4F7FB"/>
+          </w:tcPr>
+          <w:p>
+            <w:r>
+              <w:rPr>
+                <w:sz w:val="18"/>
+              </w:rPr>
+              <w:t>&lt; 1</w:t>
+            </w:r>
+          </w:p>
+        </w:tc>
+        <w:tc>
+          <w:tcPr>
+            <w:tcW w:type="dxa" w:w="1247"/>
+            <w:shd w:val="clear" w:color="auto" w:fill="F4F7FB"/>
+          </w:tcPr>
+          <w:p>
+            <w:r>
+              <w:rPr>
+                <w:sz w:val="18"/>
+              </w:rPr>
+              <w:t>1</w:t>
+            </w:r>
+          </w:p>
+        </w:tc>
+        <w:tc>
+          <w:tcPr>
+            <w:tcW w:type="dxa" w:w="1417"/>
+            <w:shd w:val="clear" w:color="auto" w:fill="F4F7FB"/>
+          </w:tcPr>
+          <w:p>
+            <w:r>
+              <w:rPr>
+                <w:sz w:val="18"/>
+              </w:rPr>
+              <w:t>500</w:t>
+            </w:r>
+          </w:p>
+        </w:tc>
+        <w:tc>
+          <w:tcPr>
+            <w:tcW w:type="dxa" w:w="2608"/>
+            <w:shd w:val="clear" w:color="auto" w:fill="F4F7FB"/>
+          </w:tcPr>
+          <w:p>
+            <w:r>
+              <w:rPr>
+                <w:sz w:val="18"/>
+              </w:rPr>
+              <w:t>Profile management</w:t>
+            </w:r>
+          </w:p>
+        </w:tc>
+      </w:tr>
+      <w:tr>
+        <w:tc>
+          <w:tcPr>
+            <w:tcW w:type="dxa" w:w="3118"/>
+            <w:shd w:val="clear" w:color="auto" w:fill="FFFFFF"/>
+          </w:tcPr>
+          <w:p>
+            <w:r>
+              <w:rPr>
+                <w:rFonts w:ascii="Courier New" w:hAnsi="Courier New"/>
+                <w:sz w:val="18"/>
+              </w:rPr>
+              <w:t>ipad_profile_disable</w:t>
+            </w:r>
+          </w:p>
+        </w:tc>
+        <w:tc>
+          <w:tcPr>
+            <w:tcW w:type="dxa" w:w="1247"/>
+            <w:shd w:val="clear" w:color="auto" w:fill="FFFFFF"/>
+          </w:tcPr>
+          <w:p>
+            <w:r>
+              <w:rPr>
+                <w:sz w:val="18"/>
+              </w:rPr>
+              <w:t>&lt; 1</w:t>
+            </w:r>
+          </w:p>
+        </w:tc>
+        <w:tc>
+          <w:tcPr>
+            <w:tcW w:type="dxa" w:w="1247"/>
+            <w:shd w:val="clear" w:color="auto" w:fill="FFFFFF"/>
+          </w:tcPr>
+          <w:p>
+            <w:r>
+              <w:rPr>
+                <w:sz w:val="18"/>
+              </w:rPr>
+              <w:t>&lt; 1</w:t>
+            </w:r>
+          </w:p>
+        </w:tc>
+        <w:tc>
+          <w:tcPr>
+            <w:tcW w:type="dxa" w:w="1417"/>
+            <w:shd w:val="clear" w:color="auto" w:fill="FFFFFF"/>
+          </w:tcPr>
+          <w:p>
+            <w:r>
+              <w:rPr>
+                <w:sz w:val="18"/>
+              </w:rPr>
+              <w:t>500</w:t>
+            </w:r>
+          </w:p>
+        </w:tc>
+        <w:tc>
+          <w:tcPr>
+            <w:tcW w:type="dxa" w:w="2608"/>
+            <w:shd w:val="clear" w:color="auto" w:fill="FFFFFF"/>
+          </w:tcPr>
+          <w:p>
+            <w:r>
+              <w:rPr>
+                <w:sz w:val="18"/>
+              </w:rPr>
+              <w:t>Profile management</w:t>
+            </w:r>
+          </w:p>
+        </w:tc>
+      </w:tr>
+      <w:tr>
+        <w:tc>
+          <w:tcPr>
+            <w:tcW w:type="dxa" w:w="3118"/>
+            <w:shd w:val="clear" w:color="auto" w:fill="F4F7FB"/>
+          </w:tcPr>
+          <w:p>
+            <w:r>
+              <w:rPr>
+                <w:rFonts w:ascii="Courier New" w:hAnsi="Courier New"/>
+                <w:sz w:val="18"/>
+              </w:rPr>
+              <w:t>ipad_event_subscribe+unsubscribe</w:t>
+            </w:r>
+          </w:p>
+        </w:tc>
+        <w:tc>
+          <w:tcPr>
+            <w:tcW w:type="dxa" w:w="1247"/>
+            <w:shd w:val="clear" w:color="auto" w:fill="F4F7FB"/>
+          </w:tcPr>
+          <w:p>
+            <w:r>
+              <w:rPr>
+                <w:sz w:val="18"/>
+              </w:rPr>
+              <w:t>&lt; 1</w:t>
+            </w:r>
+          </w:p>
+        </w:tc>
+        <w:tc>
+          <w:tcPr>
+            <w:tcW w:type="dxa" w:w="1247"/>
+            <w:shd w:val="clear" w:color="auto" w:fill="F4F7FB"/>
+          </w:tcPr>
+          <w:p>
+            <w:r>
+              <w:rPr>
+                <w:sz w:val="18"/>
+              </w:rPr>
+              <w:t>&lt; 1</w:t>
+            </w:r>
+          </w:p>
+        </w:tc>
+        <w:tc>
+          <w:tcPr>
+            <w:tcW w:type="dxa" w:w="1417"/>
+            <w:shd w:val="clear" w:color="auto" w:fill="F4F7FB"/>
+          </w:tcPr>
+          <w:p>
+            <w:r>
+              <w:rPr>
+                <w:sz w:val="18"/>
+              </w:rPr>
+              <w:t>50</w:t>
+            </w:r>
+          </w:p>
+        </w:tc>
+        <w:tc>
+          <w:tcPr>
+            <w:tcW w:type="dxa" w:w="2608"/>
+            <w:shd w:val="clear" w:color="auto" w:fill="F4F7FB"/>
+          </w:tcPr>
+          <w:p>
+            <w:r>
+              <w:rPr>
+                <w:sz w:val="18"/>
+              </w:rPr>
+              <w:t>Events</w:t>
+            </w:r>
+          </w:p>
+        </w:tc>
+      </w:tr>
+      <w:tr>
+        <w:tc>
+          <w:tcPr>
+            <w:tcW w:type="dxa" w:w="3118"/>
+            <w:shd w:val="clear" w:color="auto" w:fill="FFFFFF"/>
+          </w:tcPr>
+          <w:p>
+            <w:r>
+              <w:rPr>
+                <w:rFonts w:ascii="Courier New" w:hAnsi="Courier New"/>
+                <w:sz w:val="18"/>
+              </w:rPr>
+              <w:t>event delivery (download→cb)</w:t>
+            </w:r>
+          </w:p>
+        </w:tc>
+        <w:tc>
+          <w:tcPr>
+            <w:tcW w:type="dxa" w:w="1247"/>
+            <w:shd w:val="clear" w:color="auto" w:fill="FFFFFF"/>
+          </w:tcPr>
+          <w:p>
+            <w:r>
+              <w:rPr>
+                <w:sz w:val="18"/>
+              </w:rPr>
+              <w:t>1 115</w:t>
+            </w:r>
+          </w:p>
+        </w:tc>
+        <w:tc>
+          <w:tcPr>
+            <w:tcW w:type="dxa" w:w="1247"/>
+            <w:shd w:val="clear" w:color="auto" w:fill="FFFFFF"/>
+          </w:tcPr>
+          <w:p>
+            <w:r>
+              <w:rPr>
+                <w:sz w:val="18"/>
+              </w:rPr>
+              <w:t>1 196</w:t>
+            </w:r>
+          </w:p>
+        </w:tc>
+        <w:tc>
+          <w:tcPr>
+            <w:tcW w:type="dxa" w:w="1417"/>
+            <w:shd w:val="clear" w:color="auto" w:fill="FFFFFF"/>
+          </w:tcPr>
+          <w:p>
+            <w:r>
+              <w:rPr>
+                <w:sz w:val="18"/>
+              </w:rPr>
+              <w:t>N/A *</w:t>
+            </w:r>
+          </w:p>
+        </w:tc>
+        <w:tc>
+          <w:tcPr>
+            <w:tcW w:type="dxa" w:w="2608"/>
+            <w:shd w:val="clear" w:color="auto" w:fill="FFFFFF"/>
+          </w:tcPr>
+          <w:p>
+            <w:r>
+              <w:rPr>
+                <w:sz w:val="18"/>
+              </w:rPr>
+              <w:t>Events</w:t>
+            </w:r>
+          </w:p>
+        </w:tc>
+      </w:tr>
+      <w:tr>
+        <w:tc>
+          <w:tcPr>
+            <w:tcW w:type="dxa" w:w="3118"/>
+            <w:shd w:val="clear" w:color="auto" w:fill="F4F7FB"/>
+          </w:tcPr>
+          <w:p>
+            <w:r>
+              <w:rPr>
+                <w:rFonts w:ascii="Courier New" w:hAnsi="Courier New"/>
+                <w:sz w:val="18"/>
+              </w:rPr>
+              <w:t>ipad_diag_export_json</w:t>
+            </w:r>
+          </w:p>
+        </w:tc>
+        <w:tc>
+          <w:tcPr>
+            <w:tcW w:type="dxa" w:w="1247"/>
+            <w:shd w:val="clear" w:color="auto" w:fill="F4F7FB"/>
+          </w:tcPr>
+          <w:p>
+            <w:r>
+              <w:rPr>
+                <w:sz w:val="18"/>
+              </w:rPr>
+              <w:t>1</w:t>
+            </w:r>
+          </w:p>
+        </w:tc>
+        <w:tc>
+          <w:tcPr>
+            <w:tcW w:type="dxa" w:w="1247"/>
+            <w:shd w:val="clear" w:color="auto" w:fill="F4F7FB"/>
+          </w:tcPr>
+          <w:p>
+            <w:r>
+              <w:rPr>
+                <w:sz w:val="18"/>
+              </w:rPr>
+              <w:t>1</w:t>
+            </w:r>
+          </w:p>
+        </w:tc>
+        <w:tc>
+          <w:tcPr>
+            <w:tcW w:type="dxa" w:w="1417"/>
+            <w:shd w:val="clear" w:color="auto" w:fill="F4F7FB"/>
+          </w:tcPr>
+          <w:p>
+            <w:r>
+              <w:rPr>
+                <w:sz w:val="18"/>
+              </w:rPr>
+              <w:t>5 000</w:t>
+            </w:r>
+          </w:p>
+        </w:tc>
+        <w:tc>
+          <w:tcPr>
+            <w:tcW w:type="dxa" w:w="2608"/>
+            <w:shd w:val="clear" w:color="auto" w:fill="F4F7FB"/>
+          </w:tcPr>
+          <w:p>
+            <w:r>
+              <w:rPr>
+                <w:sz w:val="18"/>
+              </w:rPr>
+              <w:t>Diagnostics</w:t>
+            </w:r>
+          </w:p>
+        </w:tc>
+      </w:tr>
+      <w:tr>
+        <w:tc>
+          <w:tcPr>
+            <w:tcW w:type="dxa" w:w="3118"/>
+            <w:shd w:val="clear" w:color="auto" w:fill="FFFFFF"/>
+          </w:tcPr>
+          <w:p>
+            <w:r>
+              <w:rPr>
+                <w:rFonts w:ascii="Courier New" w:hAnsi="Courier New"/>
+                <w:sz w:val="18"/>
+              </w:rPr>
+              <w:t>ipad_log_set_handler</w:t>
+            </w:r>
+          </w:p>
+        </w:tc>
+        <w:tc>
+          <w:tcPr>
+            <w:tcW w:type="dxa" w:w="1247"/>
+            <w:shd w:val="clear" w:color="auto" w:fill="FFFFFF"/>
+          </w:tcPr>
+          <w:p>
+            <w:r>
+              <w:rPr>
+                <w:sz w:val="18"/>
+              </w:rPr>
+              <w:t>&lt; 1</w:t>
+            </w:r>
+          </w:p>
+        </w:tc>
+        <w:tc>
+          <w:tcPr>
+            <w:tcW w:type="dxa" w:w="1247"/>
+            <w:shd w:val="clear" w:color="auto" w:fill="FFFFFF"/>
+          </w:tcPr>
+          <w:p>
+            <w:r>
+              <w:rPr>
+                <w:sz w:val="18"/>
+              </w:rPr>
+              <w:t>&lt; 1</w:t>
+            </w:r>
+          </w:p>
+        </w:tc>
+        <w:tc>
+          <w:tcPr>
+            <w:tcW w:type="dxa" w:w="1417"/>
+            <w:shd w:val="clear" w:color="auto" w:fill="FFFFFF"/>
+          </w:tcPr>
+          <w:p>
+            <w:r>
+              <w:rPr>
+                <w:sz w:val="18"/>
+              </w:rPr>
+              <w:t>10</w:t>
+            </w:r>
+          </w:p>
+        </w:tc>
+        <w:tc>
+          <w:tcPr>
+            <w:tcW w:type="dxa" w:w="2608"/>
+            <w:shd w:val="clear" w:color="auto" w:fill="FFFFFF"/>
+          </w:tcPr>
+          <w:p>
+            <w:r>
+              <w:rPr>
+                <w:sz w:val="18"/>
+              </w:rPr>
+              <w:t>Logging</w:t>
+            </w:r>
+          </w:p>
+        </w:tc>
+      </w:tr>
+    </w:tbl>
+    <w:p/>
+    <w:p>
+      <w:pPr>
+        <w:shd w:val="clear" w:color="auto" w:fill="D6E8F7"/>
+        <w:ind w:left="170"/>
+      </w:pPr>
+      <w:r>
+        <w:rPr>
+          <w:b/>
+          <w:color w:val="1A3A5C"/>
+          <w:sz w:val="18"/>
+        </w:rPr>
+        <w:t xml:space="preserve">NOTE: </w:t>
+      </w:r>
+      <w:r>
+        <w:rPr>
+          <w:sz w:val="18"/>
+        </w:rPr>
+        <w:t>* Download and event delivery latency are dominated by the TelSDK SM-DP+ network round-trip (5–30 s on real hardware).  The library overhead is &lt; 2 ms.</w:t>
+      </w:r>
+    </w:p>
+    <w:p>
+      <w:pPr>
+        <w:pStyle w:val="Heading2"/>
+      </w:pPr>
+      <w:r>
+        <w:rPr>
+          <w:color w:val="2E6DA4"/>
+        </w:rPr>
+        <w:t>10.3  Binary Footprint</w:t>
+      </w:r>
+    </w:p>
+    <w:tbl>
+      <w:tblPr>
+        <w:tblStyle w:val="TableGrid"/>
+        <w:tblW w:type="auto" w:w="0"/>
+        <w:tblLook w:firstColumn="1" w:firstRow="1" w:lastColumn="0" w:lastRow="0" w:noHBand="0" w:noVBand="1" w:val="04A0"/>
+      </w:tblPr>
+      <w:tblGrid>
+        <w:gridCol w:w="2351"/>
+        <w:gridCol w:w="2351"/>
+        <w:gridCol w:w="2351"/>
+        <w:gridCol w:w="2351"/>
+      </w:tblGrid>
+      <w:tr>
+        <w:tc>
+          <w:tcPr>
+            <w:tcW w:type="dxa" w:w="2268"/>
+            <w:shd w:val="clear" w:color="auto" w:fill="2E6DA4"/>
+          </w:tcPr>
+          <w:p>
+            <w:pPr>
+              <w:jc w:val="left"/>
+            </w:pPr>
+            <w:r>
+              <w:rPr>
+                <w:b/>
+                <w:color w:val="FFFFFF"/>
+                <w:sz w:val="18"/>
+              </w:rPr>
+              <w:t>Artefact</w:t>
+            </w:r>
+          </w:p>
+        </w:tc>
+        <w:tc>
+          <w:tcPr>
+            <w:tcW w:type="dxa" w:w="1984"/>
+            <w:shd w:val="clear" w:color="auto" w:fill="2E6DA4"/>
+          </w:tcPr>
+          <w:p>
+            <w:pPr>
+              <w:jc w:val="left"/>
+            </w:pPr>
+            <w:r>
+              <w:rPr>
+                <w:b/>
+                <w:color w:val="FFFFFF"/>
+                <w:sz w:val="18"/>
+              </w:rPr>
+              <w:t>With debug symbols</w:t>
+            </w:r>
+          </w:p>
+        </w:tc>
+        <w:tc>
+          <w:tcPr>
+            <w:tcW w:type="dxa" w:w="1984"/>
+            <w:shd w:val="clear" w:color="auto" w:fill="2E6DA4"/>
+          </w:tcPr>
+          <w:p>
+            <w:pPr>
+              <w:jc w:val="left"/>
+            </w:pPr>
+            <w:r>
+              <w:rPr>
+                <w:b/>
+                <w:color w:val="FFFFFF"/>
+                <w:sz w:val="18"/>
+              </w:rPr>
+              <w:t>Stripped (production)</w:t>
+            </w:r>
+          </w:p>
+        </w:tc>
+        <w:tc>
+          <w:tcPr>
+            <w:tcW w:type="dxa" w:w="1701"/>
+            <w:shd w:val="clear" w:color="auto" w:fill="2E6DA4"/>
+          </w:tcPr>
+          <w:p>
+            <w:pPr>
+              <w:jc w:val="left"/>
+            </w:pPr>
+            <w:r>
+              <w:rPr>
+                <w:b/>
+                <w:color w:val="FFFFFF"/>
+                <w:sz w:val="18"/>
+              </w:rPr>
+              <w:t>% of SA525 flash</w:t>
+            </w:r>
+          </w:p>
+        </w:tc>
+      </w:tr>
+      <w:tr>
         <w:tc>
           <w:tcPr>
             <w:tcW w:type="dxa" w:w="2268"/>
@@ -10566,12 +11908,116 @@
           <w:p>
             <w:r>
               <w:rPr>
+                <w:rFonts w:ascii="Courier New" w:hAnsi="Courier New"/>
+                <w:sz w:val="18"/>
+              </w:rPr>
+              <w:t>libipad.so</w:t>
+            </w:r>
+          </w:p>
+        </w:tc>
+        <w:tc>
+          <w:tcPr>
+            <w:tcW w:type="dxa" w:w="1984"/>
+            <w:shd w:val="clear" w:color="auto" w:fill="F4F7FB"/>
+          </w:tcPr>
+          <w:p>
+            <w:r>
+              <w:rPr>
                 <w:sz w:val="18"/>
               </w:rPr>
               <w:t>142 KB</w:t>
             </w:r>
           </w:p>
         </w:tc>
+        <w:tc>
+          <w:tcPr>
+            <w:tcW w:type="dxa" w:w="1984"/>
+            <w:shd w:val="clear" w:color="auto" w:fill="F4F7FB"/>
+          </w:tcPr>
+          <w:p>
+            <w:r>
+              <w:rPr>
+                <w:sz w:val="18"/>
+              </w:rPr>
+              <w:t>112 KB</w:t>
+            </w:r>
+          </w:p>
+        </w:tc>
+        <w:tc>
+          <w:tcPr>
+            <w:tcW w:type="dxa" w:w="1701"/>
+            <w:shd w:val="clear" w:color="auto" w:fill="F4F7FB"/>
+          </w:tcPr>
+          <w:p>
+            <w:r>
+              <w:rPr>
+                <w:sz w:val="18"/>
+              </w:rPr>
+              <w:t>0.003 %</w:t>
+            </w:r>
+          </w:p>
+        </w:tc>
+      </w:tr>
+      <w:tr>
+        <w:tc>
+          <w:tcPr>
+            <w:tcW w:type="dxa" w:w="2268"/>
+            <w:shd w:val="clear" w:color="auto" w:fill="FFFFFF"/>
+          </w:tcPr>
+          <w:p>
+            <w:r>
+              <w:rPr>
+                <w:rFonts w:ascii="Courier New" w:hAnsi="Courier New"/>
+                <w:sz w:val="18"/>
+              </w:rPr>
+              <w:t>ipad_app</w:t>
+            </w:r>
+          </w:p>
+        </w:tc>
+        <w:tc>
+          <w:tcPr>
+            <w:tcW w:type="dxa" w:w="1984"/>
+            <w:shd w:val="clear" w:color="auto" w:fill="FFFFFF"/>
+          </w:tcPr>
+          <w:p>
+            <w:r>
+              <w:rPr>
+                <w:sz w:val="18"/>
+              </w:rPr>
+              <w:t xml:space="preserve"> 65 KB</w:t>
+            </w:r>
+          </w:p>
+        </w:tc>
+        <w:tc>
+          <w:tcPr>
+            <w:tcW w:type="dxa" w:w="1984"/>
+            <w:shd w:val="clear" w:color="auto" w:fill="FFFFFF"/>
+          </w:tcPr>
+          <w:p>
+            <w:r>
+              <w:rPr>
+                <w:sz w:val="18"/>
+              </w:rPr>
+              <w:t xml:space="preserve"> 55 KB</w:t>
+            </w:r>
+          </w:p>
+        </w:tc>
+        <w:tc>
+          <w:tcPr>
+            <w:tcW w:type="dxa" w:w="1701"/>
+            <w:shd w:val="clear" w:color="auto" w:fill="FFFFFF"/>
+          </w:tcPr>
+          <w:p>
+            <w:r>
+              <w:rPr>
+                <w:sz w:val="18"/>
+              </w:rPr>
+              <w:t>0.001 %</w:t>
+            </w:r>
+          </w:p>
+        </w:tc>
+      </w:tr>
+      <w:tr>
         <w:tc>
           <w:tcPr>
             <w:tcW w:type="dxa" w:w="2268"/>
@@ -10580,77 +12026,30 @@
           <w:p>
             <w:r>
               <w:rPr>
-                <w:sz w:val="18"/>
-              </w:rPr>
-              <w:t>112 KB</w:t>
-            </w:r>
-          </w:p>
-        </w:tc>
-      </w:tr>
-      <w:tr>
-        <w:tc>
-          <w:tcPr>
-            <w:tcW w:type="dxa" w:w="2835"/>
-            <w:shd w:val="clear" w:color="auto" w:fill="FFFFFF"/>
-          </w:tcPr>
-          <w:p>
-            <w:r>
-              <w:rPr>
                 <w:rFonts w:ascii="Courier New" w:hAnsi="Courier New"/>
                 <w:sz w:val="18"/>
               </w:rPr>
-              <w:t>ipad_app</w:t>
-            </w:r>
-          </w:p>
-        </w:tc>
-        <w:tc>
-          <w:tcPr>
-            <w:tcW w:type="dxa" w:w="2268"/>
-            <w:shd w:val="clear" w:color="auto" w:fill="FFFFFF"/>
-          </w:tcPr>
-          <w:p>
-            <w:r>
-              <w:rPr>
-                <w:sz w:val="18"/>
-              </w:rPr>
-              <w:t xml:space="preserve"> 65 KB</w:t>
-            </w:r>
-          </w:p>
-        </w:tc>
-        <w:tc>
-          <w:tcPr>
-            <w:tcW w:type="dxa" w:w="2268"/>
-            <w:shd w:val="clear" w:color="auto" w:fill="FFFFFF"/>
-          </w:tcPr>
-          <w:p>
-            <w:r>
-              <w:rPr>
-                <w:sz w:val="18"/>
-              </w:rPr>
-              <w:t xml:space="preserve"> 55 KB</w:t>
-            </w:r>
-          </w:p>
-        </w:tc>
-      </w:tr>
-      <w:tr>
-        <w:tc>
-          <w:tcPr>
-            <w:tcW w:type="dxa" w:w="2835"/>
+              <w:t>Total</w:t>
+            </w:r>
+          </w:p>
+        </w:tc>
+        <w:tc>
+          <w:tcPr>
+            <w:tcW w:type="dxa" w:w="1984"/>
             <w:shd w:val="clear" w:color="auto" w:fill="F4F7FB"/>
           </w:tcPr>
           <w:p>
             <w:r>
               <w:rPr>
-                <w:rFonts w:ascii="Courier New" w:hAnsi="Courier New"/>
-                <w:sz w:val="18"/>
-              </w:rPr>
-              <w:t>Total</w:t>
-            </w:r>
-          </w:p>
-        </w:tc>
-        <w:tc>
-          <w:tcPr>
-            <w:tcW w:type="dxa" w:w="2268"/>
+                <w:sz w:val="18"/>
+              </w:rPr>
+              <w:t>207 KB</w:t>
+            </w:r>
+          </w:p>
+        </w:tc>
+        <w:tc>
+          <w:tcPr>
+            <w:tcW w:type="dxa" w:w="1984"/>
             <w:shd w:val="clear" w:color="auto" w:fill="F4F7FB"/>
           </w:tcPr>
           <w:p>
@@ -10658,13 +12057,13 @@
               <w:rPr>
                 <w:sz w:val="18"/>
               </w:rPr>
-              <w:t>207 KB</w:t>
-            </w:r>
-          </w:p>
-        </w:tc>
-        <w:tc>
-          <w:tcPr>
-            <w:tcW w:type="dxa" w:w="2268"/>
+              <w:t>167 KB</w:t>
+            </w:r>
+          </w:p>
+        </w:tc>
+        <w:tc>
+          <w:tcPr>
+            <w:tcW w:type="dxa" w:w="1701"/>
             <w:shd w:val="clear" w:color="auto" w:fill="F4F7FB"/>
           </w:tcPr>
           <w:p>
@@ -10672,7 +12071,7 @@
               <w:rPr>
                 <w:sz w:val="18"/>
               </w:rPr>
-              <w:t>167 KB</w:t>
+              <w:t>0.004 %</w:t>
             </w:r>
           </w:p>
         </w:tc>
@@ -10697,14 +12096,15 @@
         <w:tblLook w:firstColumn="1" w:firstRow="1" w:lastColumn="0" w:lastRow="0" w:noHBand="0" w:noVBand="1" w:val="04A0"/>
       </w:tblPr>
       <w:tblGrid>
-        <w:gridCol w:w="3135"/>
-        <w:gridCol w:w="3135"/>
-        <w:gridCol w:w="3135"/>
+        <w:gridCol w:w="2351"/>
+        <w:gridCol w:w="2351"/>
+        <w:gridCol w:w="2351"/>
+        <w:gridCol w:w="2351"/>
       </w:tblGrid>
       <w:tr>
         <w:tc>
           <w:tcPr>
-            <w:tcW w:type="dxa" w:w="1701"/>
+            <w:tcW w:type="dxa" w:w="1417"/>
             <w:shd w:val="clear" w:color="auto" w:fill="2E6DA4"/>
           </w:tcPr>
           <w:p>
@@ -10723,7 +12123,7 @@
         </w:tc>
         <w:tc>
           <w:tcPr>
-            <w:tcW w:type="dxa" w:w="1417"/>
+            <w:tcW w:type="dxa" w:w="1134"/>
             <w:shd w:val="clear" w:color="auto" w:fill="2E6DA4"/>
           </w:tcPr>
           <w:p>
@@ -10742,7 +12142,7 @@
         </w:tc>
         <w:tc>
           <w:tcPr>
-            <w:tcW w:type="dxa" w:w="6520"/>
+            <w:tcW w:type="dxa" w:w="2551"/>
             <w:shd w:val="clear" w:color="auto" w:fill="2E6DA4"/>
           </w:tcPr>
           <w:p>
@@ -10759,31 +12159,50 @@
             </w:r>
           </w:p>
         </w:tc>
+        <w:tc>
+          <w:tcPr>
+            <w:tcW w:type="dxa" w:w="4535"/>
+            <w:shd w:val="clear" w:color="auto" w:fill="2E6DA4"/>
+          </w:tcPr>
+          <w:p>
+            <w:pPr>
+              <w:jc w:val="left"/>
+            </w:pPr>
+            <w:r>
+              <w:rPr>
+                <w:b/>
+                <w:color w:val="FFFFFF"/>
+                <w:sz w:val="18"/>
+              </w:rPr>
+              <w:t>Optimisation levers</w:t>
+            </w:r>
+          </w:p>
+        </w:tc>
       </w:tr>
       <w:tr>
         <w:tc>
           <w:tcPr>
-            <w:tcW w:type="dxa" w:w="1701"/>
-            <w:shd w:val="clear" w:color="auto" w:fill="F4F7FB"/>
-          </w:tcPr>
-          <w:p>
-            <w:r>
-              <w:rPr>
-                <w:rFonts w:ascii="Courier New" w:hAnsi="Courier New"/>
-                <w:sz w:val="18"/>
-              </w:rPr>
-              <w:t>.text</w:t>
-            </w:r>
-          </w:p>
-        </w:tc>
-        <w:tc>
-          <w:tcPr>
             <w:tcW w:type="dxa" w:w="1417"/>
             <w:shd w:val="clear" w:color="auto" w:fill="F4F7FB"/>
           </w:tcPr>
           <w:p>
             <w:r>
               <w:rPr>
+                <w:rFonts w:ascii="Courier New" w:hAnsi="Courier New"/>
+                <w:sz w:val="18"/>
+              </w:rPr>
+              <w:t>.text</w:t>
+            </w:r>
+          </w:p>
+        </w:tc>
+        <w:tc>
+          <w:tcPr>
+            <w:tcW w:type="dxa" w:w="1134"/>
+            <w:shd w:val="clear" w:color="auto" w:fill="F4F7FB"/>
+          </w:tcPr>
+          <w:p>
+            <w:r>
+              <w:rPr>
                 <w:sz w:val="18"/>
               </w:rPr>
               <w:t>50.5 KB</w:t>
@@ -10792,7 +12211,7 @@
         </w:tc>
         <w:tc>
           <w:tcPr>
-            <w:tcW w:type="dxa" w:w="6520"/>
+            <w:tcW w:type="dxa" w:w="2551"/>
             <w:shd w:val="clear" w:color="auto" w:fill="F4F7FB"/>
           </w:tcPr>
           <w:p>
@@ -10801,6 +12220,20 @@
                 <w:sz w:val="18"/>
               </w:rPr>
               <w:t>Machine code</w:t>
+            </w:r>
+          </w:p>
+        </w:tc>
+        <w:tc>
+          <w:tcPr>
+            <w:tcW w:type="dxa" w:w="4535"/>
+            <w:shd w:val="clear" w:color="auto" w:fill="F4F7FB"/>
+          </w:tcPr>
+          <w:p>
+            <w:r>
+              <w:rPr>
+                <w:sz w:val="18"/>
+              </w:rPr>
+              <w:t>Link-time optimisation (LTO), -Os</w:t>
             </w:r>
           </w:p>
         </w:tc>
@@ -10808,27 +12241,27 @@
       <w:tr>
         <w:tc>
           <w:tcPr>
-            <w:tcW w:type="dxa" w:w="1701"/>
-            <w:shd w:val="clear" w:color="auto" w:fill="FFFFFF"/>
-          </w:tcPr>
-          <w:p>
-            <w:r>
-              <w:rPr>
-                <w:rFonts w:ascii="Courier New" w:hAnsi="Courier New"/>
-                <w:sz w:val="18"/>
-              </w:rPr>
-              <w:t>.rodata</w:t>
-            </w:r>
-          </w:p>
-        </w:tc>
-        <w:tc>
-          <w:tcPr>
             <w:tcW w:type="dxa" w:w="1417"/>
             <w:shd w:val="clear" w:color="auto" w:fill="FFFFFF"/>
           </w:tcPr>
           <w:p>
             <w:r>
               <w:rPr>
+                <w:rFonts w:ascii="Courier New" w:hAnsi="Courier New"/>
+                <w:sz w:val="18"/>
+              </w:rPr>
+              <w:t>.rodata</w:t>
+            </w:r>
+          </w:p>
+        </w:tc>
+        <w:tc>
+          <w:tcPr>
+            <w:tcW w:type="dxa" w:w="1134"/>
+            <w:shd w:val="clear" w:color="auto" w:fill="FFFFFF"/>
+          </w:tcPr>
+          <w:p>
+            <w:r>
+              <w:rPr>
                 <w:sz w:val="18"/>
               </w:rPr>
               <w:t>3.8 KB</w:t>
@@ -10837,7 +12270,7 @@
         </w:tc>
         <w:tc>
           <w:tcPr>
-            <w:tcW w:type="dxa" w:w="6520"/>
+            <w:tcW w:type="dxa" w:w="2551"/>
             <w:shd w:val="clear" w:color="auto" w:fill="FFFFFF"/>
           </w:tcPr>
           <w:p>
@@ -10846,6 +12279,20 @@
                 <w:sz w:val="18"/>
               </w:rPr>
               <w:t>String literals, vtables, jump tables</w:t>
+            </w:r>
+          </w:p>
+        </w:tc>
+        <w:tc>
+          <w:tcPr>
+            <w:tcW w:type="dxa" w:w="4535"/>
+            <w:shd w:val="clear" w:color="auto" w:fill="FFFFFF"/>
+          </w:tcPr>
+          <w:p>
+            <w:r>
+              <w:rPr>
+                <w:sz w:val="18"/>
+              </w:rPr>
+              <w:t>Reduce ipad_strerror() strings</w:t>
             </w:r>
           </w:p>
         </w:tc>
@@ -10853,27 +12300,27 @@
       <w:tr>
         <w:tc>
           <w:tcPr>
-            <w:tcW w:type="dxa" w:w="1701"/>
-            <w:shd w:val="clear" w:color="auto" w:fill="F4F7FB"/>
-          </w:tcPr>
-          <w:p>
-            <w:r>
-              <w:rPr>
-                <w:rFonts w:ascii="Courier New" w:hAnsi="Courier New"/>
-                <w:sz w:val="18"/>
-              </w:rPr>
-              <w:t>.data</w:t>
-            </w:r>
-          </w:p>
-        </w:tc>
-        <w:tc>
-          <w:tcPr>
             <w:tcW w:type="dxa" w:w="1417"/>
             <w:shd w:val="clear" w:color="auto" w:fill="F4F7FB"/>
           </w:tcPr>
           <w:p>
             <w:r>
               <w:rPr>
+                <w:rFonts w:ascii="Courier New" w:hAnsi="Courier New"/>
+                <w:sz w:val="18"/>
+              </w:rPr>
+              <w:t>.data</w:t>
+            </w:r>
+          </w:p>
+        </w:tc>
+        <w:tc>
+          <w:tcPr>
+            <w:tcW w:type="dxa" w:w="1134"/>
+            <w:shd w:val="clear" w:color="auto" w:fill="F4F7FB"/>
+          </w:tcPr>
+          <w:p>
+            <w:r>
+              <w:rPr>
                 <w:sz w:val="18"/>
               </w:rPr>
               <w:t>1.1 KB</w:t>
@@ -10882,7 +12329,7 @@
         </w:tc>
         <w:tc>
           <w:tcPr>
-            <w:tcW w:type="dxa" w:w="6520"/>
+            <w:tcW w:type="dxa" w:w="2551"/>
             <w:shd w:val="clear" w:color="auto" w:fill="F4F7FB"/>
           </w:tcPr>
           <w:p>
@@ -10890,7 +12337,21 @@
               <w:rPr>
                 <w:sz w:val="18"/>
               </w:rPr>
-              <w:t>Initialised globals (incl. vtable pointers)</w:t>
+              <w:t>Initialised globals</w:t>
+            </w:r>
+          </w:p>
+        </w:tc>
+        <w:tc>
+          <w:tcPr>
+            <w:tcW w:type="dxa" w:w="4535"/>
+            <w:shd w:val="clear" w:color="auto" w:fill="F4F7FB"/>
+          </w:tcPr>
+          <w:p>
+            <w:r>
+              <w:rPr>
+                <w:sz w:val="18"/>
+              </w:rPr>
+              <w:t>Minimise global state</w:t>
             </w:r>
           </w:p>
         </w:tc>
@@ -10898,27 +12359,27 @@
       <w:tr>
         <w:tc>
           <w:tcPr>
-            <w:tcW w:type="dxa" w:w="1701"/>
-            <w:shd w:val="clear" w:color="auto" w:fill="FFFFFF"/>
-          </w:tcPr>
-          <w:p>
-            <w:r>
-              <w:rPr>
-                <w:rFonts w:ascii="Courier New" w:hAnsi="Courier New"/>
-                <w:sz w:val="18"/>
-              </w:rPr>
-              <w:t>.bss</w:t>
-            </w:r>
-          </w:p>
-        </w:tc>
-        <w:tc>
-          <w:tcPr>
             <w:tcW w:type="dxa" w:w="1417"/>
             <w:shd w:val="clear" w:color="auto" w:fill="FFFFFF"/>
           </w:tcPr>
           <w:p>
             <w:r>
               <w:rPr>
+                <w:rFonts w:ascii="Courier New" w:hAnsi="Courier New"/>
+                <w:sz w:val="18"/>
+              </w:rPr>
+              <w:t>.bss</w:t>
+            </w:r>
+          </w:p>
+        </w:tc>
+        <w:tc>
+          <w:tcPr>
+            <w:tcW w:type="dxa" w:w="1134"/>
+            <w:shd w:val="clear" w:color="auto" w:fill="FFFFFF"/>
+          </w:tcPr>
+          <w:p>
+            <w:r>
+              <w:rPr>
                 <w:sz w:val="18"/>
               </w:rPr>
               <w:t>80 B</w:t>
@@ -10927,7 +12388,7 @@
         </w:tc>
         <w:tc>
           <w:tcPr>
-            <w:tcW w:type="dxa" w:w="6520"/>
+            <w:tcW w:type="dxa" w:w="2551"/>
             <w:shd w:val="clear" w:color="auto" w:fill="FFFFFF"/>
           </w:tcPr>
           <w:p>
@@ -10936,6 +12397,20 @@
                 <w:sz w:val="18"/>
               </w:rPr>
               <w:t>Zero-initialised globals</w:t>
+            </w:r>
+          </w:p>
+        </w:tc>
+        <w:tc>
+          <w:tcPr>
+            <w:tcW w:type="dxa" w:w="4535"/>
+            <w:shd w:val="clear" w:color="auto" w:fill="FFFFFF"/>
+          </w:tcPr>
+          <w:p>
+            <w:r>
+              <w:rPr>
+                <w:sz w:val="18"/>
+              </w:rPr>
+              <w:t>Already minimal</w:t>
             </w:r>
           </w:p>
         </w:tc>
@@ -10950,7 +12425,7 @@
         <w:rPr>
           <w:color w:val="2E6DA4"/>
         </w:rPr>
-        <w:t>RAM consumption (1 handle)</w:t>
+        <w:t>10.4  RAM Consumption</w:t>
       </w:r>
     </w:p>
     <w:tbl>
@@ -10960,14 +12435,15 @@
         <w:tblLook w:firstColumn="1" w:firstRow="1" w:lastColumn="0" w:lastRow="0" w:noHBand="0" w:noVBand="1" w:val="04A0"/>
       </w:tblPr>
       <w:tblGrid>
-        <w:gridCol w:w="3135"/>
-        <w:gridCol w:w="3135"/>
-        <w:gridCol w:w="3135"/>
+        <w:gridCol w:w="2351"/>
+        <w:gridCol w:w="2351"/>
+        <w:gridCol w:w="2351"/>
+        <w:gridCol w:w="2351"/>
       </w:tblGrid>
       <w:tr>
         <w:tc>
           <w:tcPr>
-            <w:tcW w:type="dxa" w:w="2835"/>
+            <w:tcW w:type="dxa" w:w="2551"/>
             <w:shd w:val="clear" w:color="auto" w:fill="2E6DA4"/>
           </w:tcPr>
           <w:p>
@@ -10980,13 +12456,13 @@
                 <w:color w:val="FFFFFF"/>
                 <w:sz w:val="18"/>
               </w:rPr>
-              <w:t>Zone</w:t>
-            </w:r>
-          </w:p>
-        </w:tc>
-        <w:tc>
-          <w:tcPr>
-            <w:tcW w:type="dxa" w:w="1417"/>
+              <w:t>Memory zone</w:t>
+            </w:r>
+          </w:p>
+        </w:tc>
+        <w:tc>
+          <w:tcPr>
+            <w:tcW w:type="dxa" w:w="1134"/>
             <w:shd w:val="clear" w:color="auto" w:fill="2E6DA4"/>
           </w:tcPr>
           <w:p>
@@ -11005,7 +12481,7 @@
         </w:tc>
         <w:tc>
           <w:tcPr>
-            <w:tcW w:type="dxa" w:w="5386"/>
+            <w:tcW w:type="dxa" w:w="1417"/>
             <w:shd w:val="clear" w:color="auto" w:fill="2E6DA4"/>
           </w:tcPr>
           <w:p>
@@ -11018,6 +12494,25 @@
                 <w:color w:val="FFFFFF"/>
                 <w:sz w:val="18"/>
               </w:rPr>
+              <w:t>% of SA525 RAM</w:t>
+            </w:r>
+          </w:p>
+        </w:tc>
+        <w:tc>
+          <w:tcPr>
+            <w:tcW w:type="dxa" w:w="4535"/>
+            <w:shd w:val="clear" w:color="auto" w:fill="2E6DA4"/>
+          </w:tcPr>
+          <w:p>
+            <w:pPr>
+              <w:jc w:val="left"/>
+            </w:pPr>
+            <w:r>
+              <w:rPr>
+                <w:b/>
+                <w:color w:val="FFFFFF"/>
+                <w:sz w:val="18"/>
+              </w:rPr>
               <w:t>Notes</w:t>
             </w:r>
           </w:p>
@@ -11026,7 +12521,7 @@
       <w:tr>
         <w:tc>
           <w:tcPr>
-            <w:tcW w:type="dxa" w:w="2835"/>
+            <w:tcW w:type="dxa" w:w="2551"/>
             <w:shd w:val="clear" w:color="auto" w:fill="F4F7FB"/>
           </w:tcPr>
           <w:p>
@@ -11035,7 +12530,21 @@
                 <w:rFonts w:ascii="Courier New" w:hAnsi="Courier New"/>
                 <w:sz w:val="18"/>
               </w:rPr>
-              <w:t>ipad_ctx_s heap</w:t>
+              <w:t>ipad_ctx_s heap (1 handle)</w:t>
+            </w:r>
+          </w:p>
+        </w:tc>
+        <w:tc>
+          <w:tcPr>
+            <w:tcW w:type="dxa" w:w="1134"/>
+            <w:shd w:val="clear" w:color="auto" w:fill="F4F7FB"/>
+          </w:tcPr>
+          <w:p>
+            <w:r>
+              <w:rPr>
+                <w:sz w:val="18"/>
+              </w:rPr>
+              <w:t>~5.3 KB</w:t>
             </w:r>
           </w:p>
         </w:tc>
@@ -11049,13 +12558,13 @@
               <w:rPr>
                 <w:sz w:val="18"/>
               </w:rPr>
-              <w:t>~5.3 KB</w:t>
-            </w:r>
-          </w:p>
-        </w:tc>
-        <w:tc>
-          <w:tcPr>
-            <w:tcW w:type="dxa" w:w="5386"/>
+              <w:t>0.001 %</w:t>
+            </w:r>
+          </w:p>
+        </w:tc>
+        <w:tc>
+          <w:tcPr>
+            <w:tcW w:type="dxa" w:w="4535"/>
             <w:shd w:val="clear" w:color="auto" w:fill="F4F7FB"/>
           </w:tcPr>
           <w:p>
@@ -11063,7 +12572,7 @@
               <w:rPr>
                 <w:sz w:val="18"/>
               </w:rPr>
-              <w:t>Allocated by ipad_init()</w:t>
+              <w:t>Allocated by ipad_init(), freed by ipad_deinit()</w:t>
             </w:r>
           </w:p>
         </w:tc>
@@ -11071,7 +12580,7 @@
       <w:tr>
         <w:tc>
           <w:tcPr>
-            <w:tcW w:type="dxa" w:w="2835"/>
+            <w:tcW w:type="dxa" w:w="2551"/>
             <w:shd w:val="clear" w:color="auto" w:fill="FFFFFF"/>
           </w:tcPr>
           <w:p>
@@ -11080,7 +12589,21 @@
                 <w:rFonts w:ascii="Courier New" w:hAnsi="Courier New"/>
                 <w:sz w:val="18"/>
               </w:rPr>
-              <w:t xml:space="preserve">  event queue (32 sl.)</w:t>
+              <w:t xml:space="preserve">  ↳ event queue (32 slots)</w:t>
+            </w:r>
+          </w:p>
+        </w:tc>
+        <w:tc>
+          <w:tcPr>
+            <w:tcW w:type="dxa" w:w="1134"/>
+            <w:shd w:val="clear" w:color="auto" w:fill="FFFFFF"/>
+          </w:tcPr>
+          <w:p>
+            <w:r>
+              <w:rPr>
+                <w:sz w:val="18"/>
+              </w:rPr>
+              <w:t>4.9 KB</w:t>
             </w:r>
           </w:p>
         </w:tc>
@@ -11094,13 +12617,13 @@
               <w:rPr>
                 <w:sz w:val="18"/>
               </w:rPr>
-              <w:t>4.9 KB</w:t>
-            </w:r>
-          </w:p>
-        </w:tc>
-        <w:tc>
-          <w:tcPr>
-            <w:tcW w:type="dxa" w:w="5386"/>
+              <w:t>—</w:t>
+            </w:r>
+          </w:p>
+        </w:tc>
+        <w:tc>
+          <w:tcPr>
+            <w:tcW w:type="dxa" w:w="4535"/>
             <w:shd w:val="clear" w:color="auto" w:fill="FFFFFF"/>
           </w:tcPr>
           <w:p>
@@ -11108,7 +12631,7 @@
               <w:rPr>
                 <w:sz w:val="18"/>
               </w:rPr>
-              <w:t>Included in handle</w:t>
+              <w:t>Circular buffer, size fixed at compile time</w:t>
             </w:r>
           </w:p>
         </w:tc>
@@ -11116,7 +12639,7 @@
       <w:tr>
         <w:tc>
           <w:tcPr>
-            <w:tcW w:type="dxa" w:w="2835"/>
+            <w:tcW w:type="dxa" w:w="2551"/>
             <w:shd w:val="clear" w:color="auto" w:fill="F4F7FB"/>
           </w:tcPr>
           <w:p>
@@ -11125,7 +12648,21 @@
                 <w:rFonts w:ascii="Courier New" w:hAnsi="Courier New"/>
                 <w:sz w:val="18"/>
               </w:rPr>
-              <w:t xml:space="preserve">  eUICC info</w:t>
+              <w:t xml:space="preserve">  ↳ eUICC info cache</w:t>
+            </w:r>
+          </w:p>
+        </w:tc>
+        <w:tc>
+          <w:tcPr>
+            <w:tcW w:type="dxa" w:w="1134"/>
+            <w:shd w:val="clear" w:color="auto" w:fill="F4F7FB"/>
+          </w:tcPr>
+          <w:p>
+            <w:r>
+              <w:rPr>
+                <w:sz w:val="18"/>
+              </w:rPr>
+              <w:t>124 B</w:t>
             </w:r>
           </w:p>
         </w:tc>
@@ -11139,13 +12676,13 @@
               <w:rPr>
                 <w:sz w:val="18"/>
               </w:rPr>
-              <w:t>124 B</w:t>
-            </w:r>
-          </w:p>
-        </w:tc>
-        <w:tc>
-          <w:tcPr>
-            <w:tcW w:type="dxa" w:w="5386"/>
+              <w:t>—</w:t>
+            </w:r>
+          </w:p>
+        </w:tc>
+        <w:tc>
+          <w:tcPr>
+            <w:tcW w:type="dxa" w:w="4535"/>
             <w:shd w:val="clear" w:color="auto" w:fill="F4F7FB"/>
           </w:tcPr>
           <w:p>
@@ -11153,7 +12690,7 @@
               <w:rPr>
                 <w:sz w:val="18"/>
               </w:rPr>
-              <w:t>Included in handle</w:t>
+              <w:t>Refreshed on each ipad_get_euicc_info() call</w:t>
             </w:r>
           </w:p>
         </w:tc>
@@ -11161,7 +12698,7 @@
       <w:tr>
         <w:tc>
           <w:tcPr>
-            <w:tcW w:type="dxa" w:w="2835"/>
+            <w:tcW w:type="dxa" w:w="2551"/>
             <w:shd w:val="clear" w:color="auto" w:fill="FFFFFF"/>
           </w:tcPr>
           <w:p>
@@ -11171,6 +12708,20 @@
                 <w:sz w:val="18"/>
               </w:rPr>
               <w:t>Worker thread stack</w:t>
+            </w:r>
+          </w:p>
+        </w:tc>
+        <w:tc>
+          <w:tcPr>
+            <w:tcW w:type="dxa" w:w="1134"/>
+            <w:shd w:val="clear" w:color="auto" w:fill="FFFFFF"/>
+          </w:tcPr>
+          <w:p>
+            <w:r>
+              <w:rPr>
+                <w:sz w:val="18"/>
+              </w:rPr>
+              <w:t>64 KB</w:t>
             </w:r>
           </w:p>
         </w:tc>
@@ -11184,13 +12735,13 @@
               <w:rPr>
                 <w:sz w:val="18"/>
               </w:rPr>
-              <w:t>64 KB</w:t>
-            </w:r>
-          </w:p>
-        </w:tc>
-        <w:tc>
-          <w:tcPr>
-            <w:tcW w:type="dxa" w:w="5386"/>
+              <w:t>0.012 %</w:t>
+            </w:r>
+          </w:p>
+        </w:tc>
+        <w:tc>
+          <w:tcPr>
+            <w:tcW w:type="dxa" w:w="4535"/>
             <w:shd w:val="clear" w:color="auto" w:fill="FFFFFF"/>
           </w:tcPr>
           <w:p>
@@ -11198,7 +12749,7 @@
               <w:rPr>
                 <w:sz w:val="18"/>
               </w:rPr>
-              <w:t>Linux default; tunable to 8 KB via pthread_attr</w:t>
+              <w:t>Linux default; reducible to 8 KB via pthread_attr_setstacksize</w:t>
             </w:r>
           </w:p>
         </w:tc>
@@ -11206,7 +12757,7 @@
       <w:tr>
         <w:tc>
           <w:tcPr>
-            <w:tcW w:type="dxa" w:w="2835"/>
+            <w:tcW w:type="dxa" w:w="2551"/>
             <w:shd w:val="clear" w:color="auto" w:fill="F4F7FB"/>
           </w:tcPr>
           <w:p>
@@ -11216,6 +12767,20 @@
                 <w:sz w:val="18"/>
               </w:rPr>
               <w:t>Static (.data + .bss)</w:t>
+            </w:r>
+          </w:p>
+        </w:tc>
+        <w:tc>
+          <w:tcPr>
+            <w:tcW w:type="dxa" w:w="1134"/>
+            <w:shd w:val="clear" w:color="auto" w:fill="F4F7FB"/>
+          </w:tcPr>
+          <w:p>
+            <w:r>
+              <w:rPr>
+                <w:sz w:val="18"/>
+              </w:rPr>
+              <w:t>~3 KB</w:t>
             </w:r>
           </w:p>
         </w:tc>
@@ -11229,13 +12794,13 @@
               <w:rPr>
                 <w:sz w:val="18"/>
               </w:rPr>
-              <w:t>~3 KB</w:t>
-            </w:r>
-          </w:p>
-        </w:tc>
-        <w:tc>
-          <w:tcPr>
-            <w:tcW w:type="dxa" w:w="5386"/>
+              <w:t>&lt; 0.001 %</w:t>
+            </w:r>
+          </w:p>
+        </w:tc>
+        <w:tc>
+          <w:tcPr>
+            <w:tcW w:type="dxa" w:w="4535"/>
             <w:shd w:val="clear" w:color="auto" w:fill="F4F7FB"/>
           </w:tcPr>
           <w:p>
@@ -11243,7 +12808,7 @@
               <w:rPr>
                 <w:sz w:val="18"/>
               </w:rPr>
-              <w:t>Loaded once, shared across handles</w:t>
+              <w:t>Loaded once, shared across all handles in the process</w:t>
             </w:r>
           </w:p>
         </w:tc>
@@ -11251,7 +12816,7 @@
       <w:tr>
         <w:tc>
           <w:tcPr>
-            <w:tcW w:type="dxa" w:w="2835"/>
+            <w:tcW w:type="dxa" w:w="2551"/>
             <w:shd w:val="clear" w:color="auto" w:fill="FFFFFF"/>
           </w:tcPr>
           <w:p>
@@ -11260,7 +12825,21 @@
                 <w:rFonts w:ascii="Courier New" w:hAnsi="Courier New"/>
                 <w:sz w:val="18"/>
               </w:rPr>
-              <w:t>TOTAL (typical)</w:t>
+              <w:t>TOTAL (typical, 1 handle)</w:t>
+            </w:r>
+          </w:p>
+        </w:tc>
+        <w:tc>
+          <w:tcPr>
+            <w:tcW w:type="dxa" w:w="1134"/>
+            <w:shd w:val="clear" w:color="auto" w:fill="FFFFFF"/>
+          </w:tcPr>
+          <w:p>
+            <w:r>
+              <w:rPr>
+                <w:sz w:val="18"/>
+              </w:rPr>
+              <w:t>~72 KB</w:t>
             </w:r>
           </w:p>
         </w:tc>
@@ -11274,13 +12853,13 @@
               <w:rPr>
                 <w:sz w:val="18"/>
               </w:rPr>
-              <w:t>~72 KB</w:t>
-            </w:r>
-          </w:p>
-        </w:tc>
-        <w:tc>
-          <w:tcPr>
-            <w:tcW w:type="dxa" w:w="5386"/>
+              <w:t>0.014 %</w:t>
+            </w:r>
+          </w:p>
+        </w:tc>
+        <w:tc>
+          <w:tcPr>
+            <w:tcW w:type="dxa" w:w="4535"/>
             <w:shd w:val="clear" w:color="auto" w:fill="FFFFFF"/>
           </w:tcPr>
           <w:p>
@@ -11288,7 +12867,6 @@
               <w:rPr>
                 <w:sz w:val="18"/>
               </w:rPr>
-              <w:t>0.014 % of SA525 512 MB RAM</w:t>
             </w:r>
           </w:p>
         </w:tc>
@@ -11312,9 +12890,961 @@
         <w:rPr>
           <w:sz w:val="18"/>
         </w:rPr>
-        <w:t>On the SA525 (512 MB RAM, 4 GB flash), the library occupies &lt; 0.003 % of flash and &lt; 0.02 % of RAM.</w:t>
+        <w:t>On the SA525 (512 MB RAM, 4 GB flash), the library occupies &lt; 0.003 % of flash and &lt; 0.02 % of RAM — well within IoT agent budget.</w:t>
       </w:r>
     </w:p>
+    <w:p>
+      <w:pPr>
+        <w:pStyle w:val="Heading2"/>
+      </w:pPr>
+      <w:r>
+        <w:rPr>
+          <w:color w:val="2E6DA4"/>
+        </w:rPr>
+        <w:t>10.5  Scalability</w:t>
+      </w:r>
+    </w:p>
+    <w:p>
+      <w:r>
+        <w:t>The library scales linearly with the number of installed profiles.  Key scalability characteristics:</w:t>
+      </w:r>
+    </w:p>
+    <w:tbl>
+      <w:tblPr>
+        <w:tblStyle w:val="TableGrid"/>
+        <w:tblW w:type="auto" w:w="0"/>
+        <w:tblLook w:firstColumn="1" w:firstRow="1" w:lastColumn="0" w:lastRow="0" w:noHBand="0" w:noVBand="1" w:val="04A0"/>
+      </w:tblPr>
+      <w:tblGrid>
+        <w:gridCol w:w="3135"/>
+        <w:gridCol w:w="3135"/>
+        <w:gridCol w:w="3135"/>
+      </w:tblGrid>
+      <w:tr>
+        <w:tc>
+          <w:tcPr>
+            <w:tcW w:type="dxa" w:w="2268"/>
+            <w:shd w:val="clear" w:color="auto" w:fill="2E6DA4"/>
+          </w:tcPr>
+          <w:p>
+            <w:pPr>
+              <w:jc w:val="left"/>
+            </w:pPr>
+            <w:r>
+              <w:rPr>
+                <w:b/>
+                <w:color w:val="FFFFFF"/>
+                <w:sz w:val="18"/>
+              </w:rPr>
+              <w:t>Dimension</w:t>
+            </w:r>
+          </w:p>
+        </w:tc>
+        <w:tc>
+          <w:tcPr>
+            <w:tcW w:type="dxa" w:w="3402"/>
+            <w:shd w:val="clear" w:color="auto" w:fill="2E6DA4"/>
+          </w:tcPr>
+          <w:p>
+            <w:pPr>
+              <w:jc w:val="left"/>
+            </w:pPr>
+            <w:r>
+              <w:rPr>
+                <w:b/>
+                <w:color w:val="FFFFFF"/>
+                <w:sz w:val="18"/>
+              </w:rPr>
+              <w:t>Characteristic</w:t>
+            </w:r>
+          </w:p>
+        </w:tc>
+        <w:tc>
+          <w:tcPr>
+            <w:tcW w:type="dxa" w:w="3969"/>
+            <w:shd w:val="clear" w:color="auto" w:fill="2E6DA4"/>
+          </w:tcPr>
+          <w:p>
+            <w:pPr>
+              <w:jc w:val="left"/>
+            </w:pPr>
+            <w:r>
+              <w:rPr>
+                <w:b/>
+                <w:color w:val="FFFFFF"/>
+                <w:sz w:val="18"/>
+              </w:rPr>
+              <w:t>Limiting factor</w:t>
+            </w:r>
+          </w:p>
+        </w:tc>
+      </w:tr>
+      <w:tr>
+        <w:tc>
+          <w:tcPr>
+            <w:tcW w:type="dxa" w:w="2268"/>
+            <w:shd w:val="clear" w:color="auto" w:fill="F4F7FB"/>
+          </w:tcPr>
+          <w:p>
+            <w:r>
+              <w:rPr>
+                <w:rFonts w:ascii="Courier New" w:hAnsi="Courier New"/>
+                <w:sz w:val="18"/>
+              </w:rPr>
+              <w:t>Profiles per eUICC</w:t>
+            </w:r>
+          </w:p>
+        </w:tc>
+        <w:tc>
+          <w:tcPr>
+            <w:tcW w:type="dxa" w:w="3402"/>
+            <w:shd w:val="clear" w:color="auto" w:fill="F4F7FB"/>
+          </w:tcPr>
+          <w:p>
+            <w:r>
+              <w:rPr>
+                <w:sz w:val="18"/>
+              </w:rPr>
+              <w:t>Up to 8 (SA525 hardware limit)</w:t>
+            </w:r>
+          </w:p>
+        </w:tc>
+        <w:tc>
+          <w:tcPr>
+            <w:tcW w:type="dxa" w:w="3969"/>
+            <w:shd w:val="clear" w:color="auto" w:fill="F4F7FB"/>
+          </w:tcPr>
+          <w:p>
+            <w:r>
+              <w:rPr>
+                <w:sz w:val="18"/>
+              </w:rPr>
+              <w:t>eUICC non-volatile memory (~512 KB free)</w:t>
+            </w:r>
+          </w:p>
+        </w:tc>
+      </w:tr>
+      <w:tr>
+        <w:tc>
+          <w:tcPr>
+            <w:tcW w:type="dxa" w:w="2268"/>
+            <w:shd w:val="clear" w:color="auto" w:fill="FFFFFF"/>
+          </w:tcPr>
+          <w:p>
+            <w:r>
+              <w:rPr>
+                <w:rFonts w:ascii="Courier New" w:hAnsi="Courier New"/>
+                <w:sz w:val="18"/>
+              </w:rPr>
+              <w:t>Concurrent handles</w:t>
+            </w:r>
+          </w:p>
+        </w:tc>
+        <w:tc>
+          <w:tcPr>
+            <w:tcW w:type="dxa" w:w="3402"/>
+            <w:shd w:val="clear" w:color="auto" w:fill="FFFFFF"/>
+          </w:tcPr>
+          <w:p>
+            <w:r>
+              <w:rPr>
+                <w:sz w:val="18"/>
+              </w:rPr>
+              <w:t>Unlimited (independent heap objects)</w:t>
+            </w:r>
+          </w:p>
+        </w:tc>
+        <w:tc>
+          <w:tcPr>
+            <w:tcW w:type="dxa" w:w="3969"/>
+            <w:shd w:val="clear" w:color="auto" w:fill="FFFFFF"/>
+          </w:tcPr>
+          <w:p>
+            <w:r>
+              <w:rPr>
+                <w:sz w:val="18"/>
+              </w:rPr>
+              <w:t>OS thread and memory limits</w:t>
+            </w:r>
+          </w:p>
+        </w:tc>
+      </w:tr>
+      <w:tr>
+        <w:tc>
+          <w:tcPr>
+            <w:tcW w:type="dxa" w:w="2268"/>
+            <w:shd w:val="clear" w:color="auto" w:fill="F4F7FB"/>
+          </w:tcPr>
+          <w:p>
+            <w:r>
+              <w:rPr>
+                <w:rFonts w:ascii="Courier New" w:hAnsi="Courier New"/>
+                <w:sz w:val="18"/>
+              </w:rPr>
+              <w:t>Event subscribers</w:t>
+            </w:r>
+          </w:p>
+        </w:tc>
+        <w:tc>
+          <w:tcPr>
+            <w:tcW w:type="dxa" w:w="3402"/>
+            <w:shd w:val="clear" w:color="auto" w:fill="F4F7FB"/>
+          </w:tcPr>
+          <w:p>
+            <w:r>
+              <w:rPr>
+                <w:sz w:val="18"/>
+              </w:rPr>
+              <w:t>Unlimited (std::map, O(log n) dispatch)</w:t>
+            </w:r>
+          </w:p>
+        </w:tc>
+        <w:tc>
+          <w:tcPr>
+            <w:tcW w:type="dxa" w:w="3969"/>
+            <w:shd w:val="clear" w:color="auto" w:fill="F4F7FB"/>
+          </w:tcPr>
+          <w:p>
+            <w:r>
+              <w:rPr>
+                <w:sz w:val="18"/>
+              </w:rPr>
+              <w:t>Callback execution time</w:t>
+            </w:r>
+          </w:p>
+        </w:tc>
+      </w:tr>
+      <w:tr>
+        <w:tc>
+          <w:tcPr>
+            <w:tcW w:type="dxa" w:w="2268"/>
+            <w:shd w:val="clear" w:color="auto" w:fill="FFFFFF"/>
+          </w:tcPr>
+          <w:p>
+            <w:r>
+              <w:rPr>
+                <w:rFonts w:ascii="Courier New" w:hAnsi="Courier New"/>
+                <w:sz w:val="18"/>
+              </w:rPr>
+              <w:t>Log sinks</w:t>
+            </w:r>
+          </w:p>
+        </w:tc>
+        <w:tc>
+          <w:tcPr>
+            <w:tcW w:type="dxa" w:w="3402"/>
+            <w:shd w:val="clear" w:color="auto" w:fill="FFFFFF"/>
+          </w:tcPr>
+          <w:p>
+            <w:r>
+              <w:rPr>
+                <w:sz w:val="18"/>
+              </w:rPr>
+              <w:t>One active sink per handle</w:t>
+            </w:r>
+          </w:p>
+        </w:tc>
+        <w:tc>
+          <w:tcPr>
+            <w:tcW w:type="dxa" w:w="3969"/>
+            <w:shd w:val="clear" w:color="auto" w:fill="FFFFFF"/>
+          </w:tcPr>
+          <w:p>
+            <w:r>
+              <w:rPr>
+                <w:sz w:val="18"/>
+              </w:rPr>
+              <w:t>Single ipad_log_set_handler() slot</w:t>
+            </w:r>
+          </w:p>
+        </w:tc>
+      </w:tr>
+      <w:tr>
+        <w:tc>
+          <w:tcPr>
+            <w:tcW w:type="dxa" w:w="2268"/>
+            <w:shd w:val="clear" w:color="auto" w:fill="F4F7FB"/>
+          </w:tcPr>
+          <w:p>
+            <w:r>
+              <w:rPr>
+                <w:rFonts w:ascii="Courier New" w:hAnsi="Courier New"/>
+                <w:sz w:val="18"/>
+              </w:rPr>
+              <w:t>profile_list latency</w:t>
+            </w:r>
+          </w:p>
+        </w:tc>
+        <w:tc>
+          <w:tcPr>
+            <w:tcW w:type="dxa" w:w="3402"/>
+            <w:shd w:val="clear" w:color="auto" w:fill="F4F7FB"/>
+          </w:tcPr>
+          <w:p>
+            <w:r>
+              <w:rPr>
+                <w:sz w:val="18"/>
+              </w:rPr>
+              <w:t>O(n) in number of profiles</w:t>
+            </w:r>
+          </w:p>
+        </w:tc>
+        <w:tc>
+          <w:tcPr>
+            <w:tcW w:type="dxa" w:w="3969"/>
+            <w:shd w:val="clear" w:color="auto" w:fill="F4F7FB"/>
+          </w:tcPr>
+          <w:p>
+            <w:r>
+              <w:rPr>
+                <w:sz w:val="18"/>
+              </w:rPr>
+              <w:t>TelSDK getProfiles() copy cost</w:t>
+            </w:r>
+          </w:p>
+        </w:tc>
+      </w:tr>
+    </w:tbl>
+    <w:p/>
+    <w:p>
+      <w:pPr>
+        <w:pStyle w:val="Heading2"/>
+      </w:pPr>
+      <w:r>
+        <w:rPr>
+          <w:color w:val="2E6DA4"/>
+        </w:rPr>
+        <w:t>10.6  KPI Summary Dashboard</w:t>
+      </w:r>
+    </w:p>
+    <w:p>
+      <w:r>
+        <w:t>Live values are refreshed at every build — see ipad_kpi_report.pdf.</w:t>
+      </w:r>
+    </w:p>
+    <w:tbl>
+      <w:tblPr>
+        <w:tblStyle w:val="TableGrid"/>
+        <w:tblW w:type="auto" w:w="0"/>
+        <w:tblLook w:firstColumn="1" w:firstRow="1" w:lastColumn="0" w:lastRow="0" w:noHBand="0" w:noVBand="1" w:val="04A0"/>
+      </w:tblPr>
+      <w:tblGrid>
+        <w:gridCol w:w="2351"/>
+        <w:gridCol w:w="2351"/>
+        <w:gridCol w:w="2351"/>
+        <w:gridCol w:w="2351"/>
+      </w:tblGrid>
+      <w:tr>
+        <w:tc>
+          <w:tcPr>
+            <w:tcW w:type="dxa" w:w="3402"/>
+            <w:shd w:val="clear" w:color="auto" w:fill="2E6DA4"/>
+          </w:tcPr>
+          <w:p>
+            <w:pPr>
+              <w:jc w:val="left"/>
+            </w:pPr>
+            <w:r>
+              <w:rPr>
+                <w:b/>
+                <w:color w:val="FFFFFF"/>
+                <w:sz w:val="18"/>
+              </w:rPr>
+              <w:t>KPI</w:t>
+            </w:r>
+          </w:p>
+        </w:tc>
+        <w:tc>
+          <w:tcPr>
+            <w:tcW w:type="dxa" w:w="1417"/>
+            <w:shd w:val="clear" w:color="auto" w:fill="2E6DA4"/>
+          </w:tcPr>
+          <w:p>
+            <w:pPr>
+              <w:jc w:val="left"/>
+            </w:pPr>
+            <w:r>
+              <w:rPr>
+                <w:b/>
+                <w:color w:val="FFFFFF"/>
+                <w:sz w:val="18"/>
+              </w:rPr>
+              <w:t>Measured</w:t>
+            </w:r>
+          </w:p>
+        </w:tc>
+        <w:tc>
+          <w:tcPr>
+            <w:tcW w:type="dxa" w:w="1417"/>
+            <w:shd w:val="clear" w:color="auto" w:fill="2E6DA4"/>
+          </w:tcPr>
+          <w:p>
+            <w:pPr>
+              <w:jc w:val="left"/>
+            </w:pPr>
+            <w:r>
+              <w:rPr>
+                <w:b/>
+                <w:color w:val="FFFFFF"/>
+                <w:sz w:val="18"/>
+              </w:rPr>
+              <w:t>Target</w:t>
+            </w:r>
+          </w:p>
+        </w:tc>
+        <w:tc>
+          <w:tcPr>
+            <w:tcW w:type="dxa" w:w="1134"/>
+            <w:shd w:val="clear" w:color="auto" w:fill="2E6DA4"/>
+          </w:tcPr>
+          <w:p>
+            <w:pPr>
+              <w:jc w:val="left"/>
+            </w:pPr>
+            <w:r>
+              <w:rPr>
+                <w:b/>
+                <w:color w:val="FFFFFF"/>
+                <w:sz w:val="18"/>
+              </w:rPr>
+              <w:t>Status</w:t>
+            </w:r>
+          </w:p>
+        </w:tc>
+      </w:tr>
+      <w:tr>
+        <w:tc>
+          <w:tcPr>
+            <w:tcW w:type="dxa" w:w="3402"/>
+            <w:shd w:val="clear" w:color="auto" w:fill="F4F7FB"/>
+          </w:tcPr>
+          <w:p>
+            <w:r>
+              <w:rPr>
+                <w:rFonts w:ascii="Courier New" w:hAnsi="Courier New"/>
+                <w:sz w:val="18"/>
+              </w:rPr>
+              <w:t>Flash usage (stripped lib)</w:t>
+            </w:r>
+          </w:p>
+        </w:tc>
+        <w:tc>
+          <w:tcPr>
+            <w:tcW w:type="dxa" w:w="1417"/>
+            <w:shd w:val="clear" w:color="auto" w:fill="F4F7FB"/>
+          </w:tcPr>
+          <w:p>
+            <w:r>
+              <w:rPr>
+                <w:sz w:val="18"/>
+              </w:rPr>
+              <w:t>112 KB</w:t>
+            </w:r>
+          </w:p>
+        </w:tc>
+        <w:tc>
+          <w:tcPr>
+            <w:tcW w:type="dxa" w:w="1417"/>
+            <w:shd w:val="clear" w:color="auto" w:fill="F4F7FB"/>
+          </w:tcPr>
+          <w:p>
+            <w:r>
+              <w:rPr>
+                <w:sz w:val="18"/>
+              </w:rPr>
+              <w:t>&lt; 1 MB</w:t>
+            </w:r>
+          </w:p>
+        </w:tc>
+        <w:tc>
+          <w:tcPr>
+            <w:tcW w:type="dxa" w:w="1134"/>
+            <w:shd w:val="clear" w:color="auto" w:fill="F4F7FB"/>
+          </w:tcPr>
+          <w:p>
+            <w:r>
+              <w:rPr>
+                <w:sz w:val="18"/>
+              </w:rPr>
+              <w:t>✓ PASS</w:t>
+            </w:r>
+          </w:p>
+        </w:tc>
+      </w:tr>
+      <w:tr>
+        <w:tc>
+          <w:tcPr>
+            <w:tcW w:type="dxa" w:w="3402"/>
+            <w:shd w:val="clear" w:color="auto" w:fill="FFFFFF"/>
+          </w:tcPr>
+          <w:p>
+            <w:r>
+              <w:rPr>
+                <w:rFonts w:ascii="Courier New" w:hAnsi="Courier New"/>
+                <w:sz w:val="18"/>
+              </w:rPr>
+              <w:t>RAM per handle (typical)</w:t>
+            </w:r>
+          </w:p>
+        </w:tc>
+        <w:tc>
+          <w:tcPr>
+            <w:tcW w:type="dxa" w:w="1417"/>
+            <w:shd w:val="clear" w:color="auto" w:fill="FFFFFF"/>
+          </w:tcPr>
+          <w:p>
+            <w:r>
+              <w:rPr>
+                <w:sz w:val="18"/>
+              </w:rPr>
+              <w:t>72 KB</w:t>
+            </w:r>
+          </w:p>
+        </w:tc>
+        <w:tc>
+          <w:tcPr>
+            <w:tcW w:type="dxa" w:w="1417"/>
+            <w:shd w:val="clear" w:color="auto" w:fill="FFFFFF"/>
+          </w:tcPr>
+          <w:p>
+            <w:r>
+              <w:rPr>
+                <w:sz w:val="18"/>
+              </w:rPr>
+              <w:t>&lt; 256 KB</w:t>
+            </w:r>
+          </w:p>
+        </w:tc>
+        <w:tc>
+          <w:tcPr>
+            <w:tcW w:type="dxa" w:w="1134"/>
+            <w:shd w:val="clear" w:color="auto" w:fill="FFFFFF"/>
+          </w:tcPr>
+          <w:p>
+            <w:r>
+              <w:rPr>
+                <w:sz w:val="18"/>
+              </w:rPr>
+              <w:t>✓ PASS</w:t>
+            </w:r>
+          </w:p>
+        </w:tc>
+      </w:tr>
+      <w:tr>
+        <w:tc>
+          <w:tcPr>
+            <w:tcW w:type="dxa" w:w="3402"/>
+            <w:shd w:val="clear" w:color="auto" w:fill="F4F7FB"/>
+          </w:tcPr>
+          <w:p>
+            <w:r>
+              <w:rPr>
+                <w:rFonts w:ascii="Courier New" w:hAnsi="Courier New"/>
+                <w:sz w:val="18"/>
+              </w:rPr>
+              <w:t>ipad_get_eid latency</w:t>
+            </w:r>
+          </w:p>
+        </w:tc>
+        <w:tc>
+          <w:tcPr>
+            <w:tcW w:type="dxa" w:w="1417"/>
+            <w:shd w:val="clear" w:color="auto" w:fill="F4F7FB"/>
+          </w:tcPr>
+          <w:p>
+            <w:r>
+              <w:rPr>
+                <w:sz w:val="18"/>
+              </w:rPr>
+              <w:t>&lt; 1 µs</w:t>
+            </w:r>
+          </w:p>
+        </w:tc>
+        <w:tc>
+          <w:tcPr>
+            <w:tcW w:type="dxa" w:w="1417"/>
+            <w:shd w:val="clear" w:color="auto" w:fill="F4F7FB"/>
+          </w:tcPr>
+          <w:p>
+            <w:r>
+              <w:rPr>
+                <w:sz w:val="18"/>
+              </w:rPr>
+              <w:t>&lt; 100 µs</w:t>
+            </w:r>
+          </w:p>
+        </w:tc>
+        <w:tc>
+          <w:tcPr>
+            <w:tcW w:type="dxa" w:w="1134"/>
+            <w:shd w:val="clear" w:color="auto" w:fill="F4F7FB"/>
+          </w:tcPr>
+          <w:p>
+            <w:r>
+              <w:rPr>
+                <w:sz w:val="18"/>
+              </w:rPr>
+              <w:t>✓ PASS</w:t>
+            </w:r>
+          </w:p>
+        </w:tc>
+      </w:tr>
+      <w:tr>
+        <w:tc>
+          <w:tcPr>
+            <w:tcW w:type="dxa" w:w="3402"/>
+            <w:shd w:val="clear" w:color="auto" w:fill="FFFFFF"/>
+          </w:tcPr>
+          <w:p>
+            <w:r>
+              <w:rPr>
+                <w:rFonts w:ascii="Courier New" w:hAnsi="Courier New"/>
+                <w:sz w:val="18"/>
+              </w:rPr>
+              <w:t>ipad_profile_list latency</w:t>
+            </w:r>
+          </w:p>
+        </w:tc>
+        <w:tc>
+          <w:tcPr>
+            <w:tcW w:type="dxa" w:w="1417"/>
+            <w:shd w:val="clear" w:color="auto" w:fill="FFFFFF"/>
+          </w:tcPr>
+          <w:p>
+            <w:r>
+              <w:rPr>
+                <w:sz w:val="18"/>
+              </w:rPr>
+              <w:t>&lt; 2 µs</w:t>
+            </w:r>
+          </w:p>
+        </w:tc>
+        <w:tc>
+          <w:tcPr>
+            <w:tcW w:type="dxa" w:w="1417"/>
+            <w:shd w:val="clear" w:color="auto" w:fill="FFFFFF"/>
+          </w:tcPr>
+          <w:p>
+            <w:r>
+              <w:rPr>
+                <w:sz w:val="18"/>
+              </w:rPr>
+              <w:t>&lt; 500 µs</w:t>
+            </w:r>
+          </w:p>
+        </w:tc>
+        <w:tc>
+          <w:tcPr>
+            <w:tcW w:type="dxa" w:w="1134"/>
+            <w:shd w:val="clear" w:color="auto" w:fill="FFFFFF"/>
+          </w:tcPr>
+          <w:p>
+            <w:r>
+              <w:rPr>
+                <w:sz w:val="18"/>
+              </w:rPr>
+              <w:t>✓ PASS</w:t>
+            </w:r>
+          </w:p>
+        </w:tc>
+      </w:tr>
+      <w:tr>
+        <w:tc>
+          <w:tcPr>
+            <w:tcW w:type="dxa" w:w="3402"/>
+            <w:shd w:val="clear" w:color="auto" w:fill="F4F7FB"/>
+          </w:tcPr>
+          <w:p>
+            <w:r>
+              <w:rPr>
+                <w:rFonts w:ascii="Courier New" w:hAnsi="Courier New"/>
+                <w:sz w:val="18"/>
+              </w:rPr>
+              <w:t>ipad_profile_enable latency</w:t>
+            </w:r>
+          </w:p>
+        </w:tc>
+        <w:tc>
+          <w:tcPr>
+            <w:tcW w:type="dxa" w:w="1417"/>
+            <w:shd w:val="clear" w:color="auto" w:fill="F4F7FB"/>
+          </w:tcPr>
+          <w:p>
+            <w:r>
+              <w:rPr>
+                <w:sz w:val="18"/>
+              </w:rPr>
+              <w:t>&lt; 1 µs</w:t>
+            </w:r>
+          </w:p>
+        </w:tc>
+        <w:tc>
+          <w:tcPr>
+            <w:tcW w:type="dxa" w:w="1417"/>
+            <w:shd w:val="clear" w:color="auto" w:fill="F4F7FB"/>
+          </w:tcPr>
+          <w:p>
+            <w:r>
+              <w:rPr>
+                <w:sz w:val="18"/>
+              </w:rPr>
+              <w:t>&lt; 500 µs</w:t>
+            </w:r>
+          </w:p>
+        </w:tc>
+        <w:tc>
+          <w:tcPr>
+            <w:tcW w:type="dxa" w:w="1134"/>
+            <w:shd w:val="clear" w:color="auto" w:fill="F4F7FB"/>
+          </w:tcPr>
+          <w:p>
+            <w:r>
+              <w:rPr>
+                <w:sz w:val="18"/>
+              </w:rPr>
+              <w:t>✓ PASS</w:t>
+            </w:r>
+          </w:p>
+        </w:tc>
+      </w:tr>
+      <w:tr>
+        <w:tc>
+          <w:tcPr>
+            <w:tcW w:type="dxa" w:w="3402"/>
+            <w:shd w:val="clear" w:color="auto" w:fill="FFFFFF"/>
+          </w:tcPr>
+          <w:p>
+            <w:r>
+              <w:rPr>
+                <w:rFonts w:ascii="Courier New" w:hAnsi="Courier New"/>
+                <w:sz w:val="18"/>
+              </w:rPr>
+              <w:t>Event subscribe overhead</w:t>
+            </w:r>
+          </w:p>
+        </w:tc>
+        <w:tc>
+          <w:tcPr>
+            <w:tcW w:type="dxa" w:w="1417"/>
+            <w:shd w:val="clear" w:color="auto" w:fill="FFFFFF"/>
+          </w:tcPr>
+          <w:p>
+            <w:r>
+              <w:rPr>
+                <w:sz w:val="18"/>
+              </w:rPr>
+              <w:t>&lt; 1 µs</w:t>
+            </w:r>
+          </w:p>
+        </w:tc>
+        <w:tc>
+          <w:tcPr>
+            <w:tcW w:type="dxa" w:w="1417"/>
+            <w:shd w:val="clear" w:color="auto" w:fill="FFFFFF"/>
+          </w:tcPr>
+          <w:p>
+            <w:r>
+              <w:rPr>
+                <w:sz w:val="18"/>
+              </w:rPr>
+              <w:t>&lt; 50 µs</w:t>
+            </w:r>
+          </w:p>
+        </w:tc>
+        <w:tc>
+          <w:tcPr>
+            <w:tcW w:type="dxa" w:w="1134"/>
+            <w:shd w:val="clear" w:color="auto" w:fill="FFFFFF"/>
+          </w:tcPr>
+          <w:p>
+            <w:r>
+              <w:rPr>
+                <w:sz w:val="18"/>
+              </w:rPr>
+              <w:t>✓ PASS</w:t>
+            </w:r>
+          </w:p>
+        </w:tc>
+      </w:tr>
+      <w:tr>
+        <w:tc>
+          <w:tcPr>
+            <w:tcW w:type="dxa" w:w="3402"/>
+            <w:shd w:val="clear" w:color="auto" w:fill="F4F7FB"/>
+          </w:tcPr>
+          <w:p>
+            <w:r>
+              <w:rPr>
+                <w:rFonts w:ascii="Courier New" w:hAnsi="Courier New"/>
+                <w:sz w:val="18"/>
+              </w:rPr>
+              <w:t>diag JSON export</w:t>
+            </w:r>
+          </w:p>
+        </w:tc>
+        <w:tc>
+          <w:tcPr>
+            <w:tcW w:type="dxa" w:w="1417"/>
+            <w:shd w:val="clear" w:color="auto" w:fill="F4F7FB"/>
+          </w:tcPr>
+          <w:p>
+            <w:r>
+              <w:rPr>
+                <w:sz w:val="18"/>
+              </w:rPr>
+              <w:t>~1 µs</w:t>
+            </w:r>
+          </w:p>
+        </w:tc>
+        <w:tc>
+          <w:tcPr>
+            <w:tcW w:type="dxa" w:w="1417"/>
+            <w:shd w:val="clear" w:color="auto" w:fill="F4F7FB"/>
+          </w:tcPr>
+          <w:p>
+            <w:r>
+              <w:rPr>
+                <w:sz w:val="18"/>
+              </w:rPr>
+              <w:t>&lt; 5 ms</w:t>
+            </w:r>
+          </w:p>
+        </w:tc>
+        <w:tc>
+          <w:tcPr>
+            <w:tcW w:type="dxa" w:w="1134"/>
+            <w:shd w:val="clear" w:color="auto" w:fill="F4F7FB"/>
+          </w:tcPr>
+          <w:p>
+            <w:r>
+              <w:rPr>
+                <w:sz w:val="18"/>
+              </w:rPr>
+              <w:t>✓ PASS</w:t>
+            </w:r>
+          </w:p>
+        </w:tc>
+      </w:tr>
+      <w:tr>
+        <w:tc>
+          <w:tcPr>
+            <w:tcW w:type="dxa" w:w="3402"/>
+            <w:shd w:val="clear" w:color="auto" w:fill="FFFFFF"/>
+          </w:tcPr>
+          <w:p>
+            <w:r>
+              <w:rPr>
+                <w:rFonts w:ascii="Courier New" w:hAnsi="Courier New"/>
+                <w:sz w:val="18"/>
+              </w:rPr>
+              <w:t>Test coverage (C library)</w:t>
+            </w:r>
+          </w:p>
+        </w:tc>
+        <w:tc>
+          <w:tcPr>
+            <w:tcW w:type="dxa" w:w="1417"/>
+            <w:shd w:val="clear" w:color="auto" w:fill="FFFFFF"/>
+          </w:tcPr>
+          <w:p>
+            <w:r>
+              <w:rPr>
+                <w:sz w:val="18"/>
+              </w:rPr>
+              <w:t>99 %</w:t>
+            </w:r>
+          </w:p>
+        </w:tc>
+        <w:tc>
+          <w:tcPr>
+            <w:tcW w:type="dxa" w:w="1417"/>
+            <w:shd w:val="clear" w:color="auto" w:fill="FFFFFF"/>
+          </w:tcPr>
+          <w:p>
+            <w:r>
+              <w:rPr>
+                <w:sz w:val="18"/>
+              </w:rPr>
+              <w:t>&gt; 80 %</w:t>
+            </w:r>
+          </w:p>
+        </w:tc>
+        <w:tc>
+          <w:tcPr>
+            <w:tcW w:type="dxa" w:w="1134"/>
+            <w:shd w:val="clear" w:color="auto" w:fill="FFFFFF"/>
+          </w:tcPr>
+          <w:p>
+            <w:r>
+              <w:rPr>
+                <w:sz w:val="18"/>
+              </w:rPr>
+              <w:t>✓ PASS</w:t>
+            </w:r>
+          </w:p>
+        </w:tc>
+      </w:tr>
+      <w:tr>
+        <w:tc>
+          <w:tcPr>
+            <w:tcW w:type="dxa" w:w="3402"/>
+            <w:shd w:val="clear" w:color="auto" w:fill="F4F7FB"/>
+          </w:tcPr>
+          <w:p>
+            <w:r>
+              <w:rPr>
+                <w:rFonts w:ascii="Courier New" w:hAnsi="Courier New"/>
+                <w:sz w:val="18"/>
+              </w:rPr>
+              <w:t>Test coverage (Python port)</w:t>
+            </w:r>
+          </w:p>
+        </w:tc>
+        <w:tc>
+          <w:tcPr>
+            <w:tcW w:type="dxa" w:w="1417"/>
+            <w:shd w:val="clear" w:color="auto" w:fill="F4F7FB"/>
+          </w:tcPr>
+          <w:p>
+            <w:r>
+              <w:rPr>
+                <w:sz w:val="18"/>
+              </w:rPr>
+              <w:t>54/54</w:t>
+            </w:r>
+          </w:p>
+        </w:tc>
+        <w:tc>
+          <w:tcPr>
+            <w:tcW w:type="dxa" w:w="1417"/>
+            <w:shd w:val="clear" w:color="auto" w:fill="F4F7FB"/>
+          </w:tcPr>
+          <w:p>
+            <w:r>
+              <w:rPr>
+                <w:sz w:val="18"/>
+              </w:rPr>
+              <w:t>54 tests</w:t>
+            </w:r>
+          </w:p>
+        </w:tc>
+        <w:tc>
+          <w:tcPr>
+            <w:tcW w:type="dxa" w:w="1134"/>
+            <w:shd w:val="clear" w:color="auto" w:fill="F4F7FB"/>
+          </w:tcPr>
+          <w:p>
+            <w:r>
+              <w:rPr>
+                <w:sz w:val="18"/>
+              </w:rPr>
+              <w:t>✓ PASS</w:t>
+            </w:r>
+          </w:p>
+        </w:tc>
+      </w:tr>
+    </w:tbl>
+    <w:p/>
     <w:p>
       <w:r>
         <w:br w:type="page"/>

--- a/ipad_lib_sgp32/ipad_lib/doc/IPAd_Library_Reference.docx
+++ b/ipad_lib_sgp32/ipad_lib/doc/IPAd_Library_Reference.docx
@@ -116,7 +116,7 @@
         <w:rPr>
           <w:sz w:val="22"/>
         </w:rPr>
-        <w:t>May 31, 2026</w:t>
+        <w:t>June 01, 2026</w:t>
       </w:r>
     </w:p>
     <w:p>
@@ -14156,7 +14156,7 @@
               <w:rPr>
                 <w:sz w:val="18"/>
               </w:rPr>
-              <w:t>2026-05-31</w:t>
+              <w:t>2026-06-01</w:t>
             </w:r>
           </w:p>
         </w:tc>
@@ -14187,7 +14187,7 @@
           <w:color w:val="888888"/>
           <w:sz w:val="16"/>
         </w:rPr>
-        <w:t>IPAd Library v1.0.0  ·  GSMA SGP.32  ·  Qualcomm SA525  ·  Generated May 31, 2026</w:t>
+        <w:t>IPAd Library v1.0.0  ·  GSMA SGP.32  ·  Qualcomm SA525  ·  Generated June 01, 2026</w:t>
       </w:r>
     </w:p>
     <w:sectPr>
